--- a/deliverables/IICPC_Design_Document.docx
+++ b/deliverables/IICPC_Design_Document.docx
@@ -15,7 +15,7 @@
         <w:pStyle w:val="Subtitle"/>
       </w:pPr>
       <w:r>
-        <w:t xml:space="preserve">A Distributed Benchmarking &amp; Hosting Platform for Trading Infrastructure (HLD + LLD)</w:t>
+        <w:t xml:space="preserve">A Distributed Benchmarking and Hosting Platform for Trading Infrastructure  ·  HLD and LLD</w:t>
       </w:r>
     </w:p>
     <w:p>
@@ -24,14 +24,6 @@
       </w:pPr>
       <w:r>
         <w:t xml:space="preserve">Team IICPC HFT Benchmarking Platform</w:t>
-      </w:r>
-    </w:p>
-    <w:p>
-      <w:pPr>
-        <w:pStyle w:val="Date"/>
-      </w:pPr>
-      <w:r>
-        <w:t xml:space="preserve">June 2026</w:t>
       </w:r>
     </w:p>
     <w:sdt>
@@ -60,13 +52,13 @@
         </w:p>
       </w:sdtContent>
     </w:sdt>
-    <w:bookmarkStart w:id="61" w:name="Xcb8a0a95fe7d295b608f189aeefd80fd1d6b477"/>
+    <w:bookmarkStart w:id="61" w:name="X9b07dd3602ddaf70fc58e554e678cbddaa40934"/>
     <w:p>
       <w:pPr>
         <w:pStyle w:val="Heading1"/>
       </w:pPr>
       <w:r>
-        <w:t xml:space="preserve">IICPC Summer Hackathon 2026 — Design Document</w:t>
+        <w:t xml:space="preserve">IICPC Summer Hackathon 2026: Design Document</w:t>
       </w:r>
     </w:p>
     <w:bookmarkStart w:id="9" w:name="X1196102b98d3cb398e88c1afcc35b261c1effe5"/>
@@ -99,7 +91,7 @@
         <w:t xml:space="preserve"> </w:t>
       </w:r>
       <w:r>
-        <w:t xml:space="preserve">chart — it is</w:t>
+        <w:t xml:space="preserve">chart - it is</w:t>
       </w:r>
       <w:r>
         <w:t xml:space="preserve"> </w:t>
@@ -236,7 +228,7 @@
               <w:pStyle w:val="Compact"/>
             </w:pPr>
             <w:r>
-              <w:t xml:space="preserve">1. Engineering excellence —</w:t>
+              <w:t xml:space="preserve">1. Engineering excellence -</w:t>
             </w:r>
             <w:r>
               <w:t xml:space="preserve"> </w:t>
@@ -257,7 +249,7 @@
               <w:pStyle w:val="Compact"/>
             </w:pPr>
             <w:r>
-              <w:t xml:space="preserve">§2 Problem Analysis, §4–§8 component LLD</w:t>
+              <w:t xml:space="preserve">§2 Problem Analysis, §4-§8 component LLD</w:t>
             </w:r>
           </w:p>
         </w:tc>
@@ -429,7 +421,7 @@
         <w:t xml:space="preserve"> </w:t>
       </w:r>
       <w:r>
-        <w:t xml:space="preserve">wrong —</w:t>
+        <w:t xml:space="preserve">wrong -</w:t>
       </w:r>
       <w:r>
         <w:t xml:space="preserve"> </w:t>
@@ -445,7 +437,7 @@
         <w:t xml:space="preserve"> </w:t>
       </w:r>
       <w:r>
-        <w:t xml:space="preserve">— the centrepiece.</w:t>
+        <w:t xml:space="preserve">- the centerpiece.</w:t>
       </w:r>
     </w:p>
     <w:p>
@@ -548,7 +540,7 @@
         <w:t xml:space="preserve">sandbox/</w:t>
       </w:r>
       <w:r>
-        <w:t xml:space="preserve">) — a Firecracker-microVM pipeline that takes an</w:t>
+        <w:t xml:space="preserve">) - a Firecracker-microVM pipeline that takes an</w:t>
       </w:r>
       <w:r>
         <w:t xml:space="preserve"> </w:t>
@@ -604,7 +596,7 @@
         <w:t xml:space="preserve">bot-engine/</w:t>
       </w:r>
       <w:r>
-        <w:t xml:space="preserve">) — an open-loop, CPU-pinned, C++</w:t>
+        <w:t xml:space="preserve">) - an open-loop, CPU-pinned, C++</w:t>
       </w:r>
       <w:r>
         <w:t xml:space="preserve"> </w:t>
@@ -679,7 +671,7 @@
         <w:t xml:space="preserve">frontend/</w:t>
       </w:r>
       <w:r>
-        <w:t xml:space="preserve">) — a display-only board that streams</w:t>
+        <w:t xml:space="preserve">) - a display-only board that streams</w:t>
       </w:r>
       <w:r>
         <w:t xml:space="preserve"> </w:t>
@@ -701,7 +693,7 @@
         <w:t xml:space="preserve"> </w:t>
       </w:r>
       <w:r>
-        <w:t xml:space="preserve">— it can't lie because it</w:t>
+        <w:t xml:space="preserve">- it can't lie because it</w:t>
       </w:r>
       <w:r>
         <w:t xml:space="preserve"> </w:t>
@@ -730,7 +722,7 @@
         <w:t xml:space="preserve"> </w:t>
       </w:r>
       <w:r>
-        <w:t xml:space="preserve">— a</w:t>
+        <w:t xml:space="preserve">- a</w:t>
       </w:r>
       <w:r>
         <w:t xml:space="preserve"> </w:t>
@@ -792,192 +784,23 @@
       <w:r>
         <w:t xml:space="preserve">most teams will build "broad and fast"</w:t>
       </w:r>
-      <w:r>
-        <w:t xml:space="preserve"> </w:t>
-      </w:r>
-      <w:r>
-        <w:t xml:space="preserve">— a pipeline, a leaderboard, some numbers on a page. We picked the one bug that</w:t>
-      </w:r>
-      <w:r>
-        <w:t xml:space="preserve"> </w:t>
-      </w:r>
-      <w:r>
-        <w:t xml:space="preserve">invalidates</w:t>
-      </w:r>
-      <w:r>
-        <w:t xml:space="preserve"> </w:t>
-      </w:r>
-      <w:r>
-        <w:rPr>
-          <w:i/>
-          <w:iCs/>
-        </w:rPr>
-        <w:t xml:space="preserve">almost every public latency benchmark</w:t>
-      </w:r>
-      <w:r>
-        <w:t xml:space="preserve"> </w:t>
-      </w:r>
-      <w:r>
-        <w:t xml:space="preserve">— Coordinated Omission — and</w:t>
-      </w:r>
-      <w:r>
-        <w:t xml:space="preserve"> </w:t>
-      </w:r>
-      <w:r>
-        <w:t xml:space="preserve">made the honest measurement of it the spine of the whole system. Everything else</w:t>
-      </w:r>
-      <w:r>
-        <w:t xml:space="preserve"> </w:t>
-      </w:r>
-      <w:r>
-        <w:t xml:space="preserve">serves that truth.</w:t>
-      </w:r>
-    </w:p>
-    <w:p>
-      <w:r>
-        <w:pict>
-          <v:rect style="width:0;height:1.5pt" o:hralign="center" o:hrstd="t" o:hr="t"/>
-        </w:pict>
-      </w:r>
-    </w:p>
-    <w:bookmarkEnd w:id="11"/>
-    <w:bookmarkStart w:id="16" w:name="X248dad165b1233f150a0d17625716b9297384af"/>
-    <w:p>
-      <w:pPr>
-        <w:pStyle w:val="Heading2"/>
-      </w:pPr>
-      <w:r>
-        <w:t xml:space="preserve">2. Problem Analysis — what we actually understood</w:t>
-      </w:r>
-    </w:p>
-    <w:p>
-      <w:pPr>
-        <w:pStyle w:val="FirstParagraph"/>
-      </w:pPr>
-      <w:r>
-        <w:t xml:space="preserve">Most teams will read the prompt as "build 4 boxes: upload, sandbox, load, chart."</w:t>
-      </w:r>
-      <w:r>
-        <w:t xml:space="preserve"> </w:t>
-      </w:r>
-      <w:r>
-        <w:t xml:space="preserve">That reading loses. Here is what the problem</w:t>
-      </w:r>
-      <w:r>
-        <w:t xml:space="preserve"> </w:t>
-      </w:r>
-      <w:r>
-        <w:rPr>
-          <w:i/>
-          <w:iCs/>
-        </w:rPr>
-        <w:t xml:space="preserve">actually</w:t>
-      </w:r>
-      <w:r>
-        <w:t xml:space="preserve"> </w:t>
-      </w:r>
-      <w:r>
-        <w:t xml:space="preserve">demands, and where the</w:t>
-      </w:r>
-      <w:r>
-        <w:t xml:space="preserve"> </w:t>
-      </w:r>
-      <w:r>
-        <w:t xml:space="preserve">real engineering risk lives.</w:t>
-      </w:r>
-    </w:p>
-    <w:bookmarkStart w:id="12" w:name="X61bed7a23fde5180f1a1229a4d465d886939a1c"/>
-    <w:p>
-      <w:pPr>
-        <w:pStyle w:val="Heading3"/>
-      </w:pPr>
-      <w:r>
-        <w:t xml:space="preserve">2.1 The benchmark's job is to be trustworthy, not pretty</w:t>
-      </w:r>
-    </w:p>
-    <w:p>
-      <w:pPr>
-        <w:pStyle w:val="FirstParagraph"/>
-      </w:pPr>
-      <w:r>
-        <w:t xml:space="preserve">A benchmarking platform produces</w:t>
-      </w:r>
-      <w:r>
-        <w:t xml:space="preserve"> </w:t>
-      </w:r>
-      <w:r>
-        <w:rPr>
-          <w:i/>
-          <w:iCs/>
-        </w:rPr>
-        <w:t xml:space="preserve">rankings that decide a winner</w:t>
-      </w:r>
-      <w:r>
-        <w:t xml:space="preserve">. If the numbers</w:t>
-      </w:r>
-      <w:r>
-        <w:t xml:space="preserve"> </w:t>
-      </w:r>
-      <w:r>
-        <w:t xml:space="preserve">are wrong, the platform is worse than useless — it confidently rewards the wrong</w:t>
-      </w:r>
-      <w:r>
-        <w:t xml:space="preserve"> </w:t>
-      </w:r>
-      <w:r>
-        <w:t xml:space="preserve">engine. So the dominant requirement is</w:t>
-      </w:r>
-      <w:r>
-        <w:t xml:space="preserve"> </w:t>
-      </w:r>
-      <w:r>
-        <w:rPr>
-          <w:b/>
-          <w:bCs/>
-        </w:rPr>
-        <w:t xml:space="preserve">measurement integrity</w:t>
-      </w:r>
-      <w:r>
-        <w:t xml:space="preserve">, not UI polish.</w:t>
-      </w:r>
-      <w:r>
-        <w:t xml:space="preserve"> </w:t>
-      </w:r>
-      <w:r>
-        <w:t xml:space="preserve">Three integrity threats dominate:</w:t>
-      </w:r>
-    </w:p>
-    <w:p>
-      <w:pPr>
+    </w:p>
+    <w:p>
+      <w:pPr>
+        <w:pStyle w:val="Compact"/>
         <w:numPr>
           <w:ilvl w:val="0"/>
           <w:numId w:val="1002"/>
         </w:numPr>
       </w:pPr>
       <w:r>
-        <w:rPr>
-          <w:b/>
-          <w:bCs/>
-        </w:rPr>
-        <w:t xml:space="preserve">Coordinated Omission (CO).</w:t>
-      </w:r>
-      <w:r>
-        <w:t xml:space="preserve"> </w:t>
-      </w:r>
-      <w:r>
-        <w:t xml:space="preserve">A naive load generator sends an order, waits for</w:t>
-      </w:r>
-      <w:r>
-        <w:t xml:space="preserve"> </w:t>
-      </w:r>
-      <w:r>
-        <w:t xml:space="preserve">the ack, records the round-trip, sends the next. If the engine stalls for 5 ms,</w:t>
-      </w:r>
-      <w:r>
-        <w:t xml:space="preserve"> </w:t>
-      </w:r>
-      <w:r>
-        <w:t xml:space="preserve">the bot</w:t>
+        <w:t xml:space="preserve">a pipeline, a leaderboard, some numbers on a page. We picked the one bug that</w:t>
+      </w:r>
+      <w:r>
+        <w:t xml:space="preserve"> </w:t>
+      </w:r>
+      <w:r>
+        <w:t xml:space="preserve">invalidates</w:t>
       </w:r>
       <w:r>
         <w:t xml:space="preserve"> </w:t>
@@ -987,544 +810,25 @@
           <w:i/>
           <w:iCs/>
         </w:rPr>
-        <w:t xml:space="preserve">also</w:t>
-      </w:r>
-      <w:r>
-        <w:t xml:space="preserve"> </w:t>
-      </w:r>
-      <w:r>
-        <w:t xml:space="preserve">stalls — it can't send during the stall — so the samples that</w:t>
-      </w:r>
-      <w:r>
-        <w:t xml:space="preserve"> </w:t>
-      </w:r>
-      <w:r>
-        <w:rPr>
-          <w:i/>
-          <w:iCs/>
-        </w:rPr>
-        <w:t xml:space="preserve">should</w:t>
-      </w:r>
-      <w:r>
-        <w:t xml:space="preserve"> </w:t>
-      </w:r>
-      <w:r>
-        <w:t xml:space="preserve">have landed during those 5 ms are never taken. The one sample after the</w:t>
-      </w:r>
-      <w:r>
-        <w:t xml:space="preserve"> </w:t>
-      </w:r>
-      <w:r>
-        <w:t xml:space="preserve">stall records near-normal latency. The histogram reports</w:t>
-      </w:r>
-      <w:r>
-        <w:t xml:space="preserve"> </w:t>
-      </w:r>
-      <w:r>
-        <w:rPr>
-          <w:b/>
-          <w:bCs/>
-        </w:rPr>
-        <w:t xml:space="preserve">p99 = 30 µs</w:t>
-      </w:r>
-      <w:r>
-        <w:t xml:space="preserve"> </w:t>
-      </w:r>
-      <w:r>
-        <w:t xml:space="preserve">while</w:t>
-      </w:r>
-      <w:r>
-        <w:t xml:space="preserve"> </w:t>
-      </w:r>
-      <w:r>
-        <w:t xml:space="preserve">the real worst-case experience was</w:t>
-      </w:r>
-      <w:r>
-        <w:t xml:space="preserve"> </w:t>
-      </w:r>
-      <w:r>
-        <w:rPr>
-          <w:b/>
-          <w:bCs/>
-        </w:rPr>
-        <w:t xml:space="preserve">5 ms</w:t>
-      </w:r>
-      <w:r>
-        <w:t xml:space="preserve">. This single bug is present in a</w:t>
-      </w:r>
-      <w:r>
-        <w:t xml:space="preserve"> </w:t>
-      </w:r>
-      <w:r>
-        <w:t xml:space="preserve">huge fraction of public benchmarks.</w:t>
-      </w:r>
-      <w:r>
-        <w:t xml:space="preserve"> </w:t>
-      </w:r>
-      <w:r>
-        <w:rPr>
-          <w:b/>
-          <w:bCs/>
-        </w:rPr>
-        <w:t xml:space="preserve">A platform that ranks engines on CO-blind</w:t>
-      </w:r>
-      <w:r>
-        <w:rPr>
-          <w:b/>
-          <w:bCs/>
-        </w:rPr>
-        <w:t xml:space="preserve"> </w:t>
-      </w:r>
-      <w:r>
-        <w:rPr>
-          <w:b/>
-          <w:bCs/>
-        </w:rPr>
-        <w:t xml:space="preserve">numbers ranks them wrong.</w:t>
-      </w:r>
-    </w:p>
-    <w:p>
-      <w:pPr>
-        <w:numPr>
-          <w:ilvl w:val="0"/>
-          <w:numId w:val="1002"/>
-        </w:numPr>
-      </w:pPr>
-      <w:r>
-        <w:rPr>
-          <w:b/>
-          <w:bCs/>
-        </w:rPr>
-        <w:t xml:space="preserve">The measuring instrument being slower than what it measures.</w:t>
-      </w:r>
-      <w:r>
-        <w:t xml:space="preserve"> </w:t>
-      </w:r>
-      <w:r>
-        <w:t xml:space="preserve">If the bot's</w:t>
-      </w:r>
-      <w:r>
-        <w:t xml:space="preserve"> </w:t>
-      </w:r>
-      <w:r>
-        <w:t xml:space="preserve">own jitter is 1 ms, it cannot resolve a 50 µs engine. You must</w:t>
-      </w:r>
-      <w:r>
-        <w:t xml:space="preserve"> </w:t>
-      </w:r>
-      <w:r>
-        <w:rPr>
-          <w:i/>
-          <w:iCs/>
-        </w:rPr>
-        <w:t xml:space="preserve">prove</w:t>
-      </w:r>
-      <w:r>
-        <w:t xml:space="preserve"> </w:t>
-      </w:r>
-      <w:r>
-        <w:t xml:space="preserve">the</w:t>
-      </w:r>
-      <w:r>
-        <w:t xml:space="preserve"> </w:t>
-      </w:r>
-      <w:r>
-        <w:t xml:space="preserve">instrument is quieter than the signal, and</w:t>
-      </w:r>
-      <w:r>
-        <w:t xml:space="preserve"> </w:t>
-      </w:r>
-      <w:r>
-        <w:rPr>
-          <w:i/>
-          <w:iCs/>
-        </w:rPr>
-        <w:t xml:space="preserve">exclude</w:t>
-      </w:r>
-      <w:r>
-        <w:t xml:space="preserve"> </w:t>
-      </w:r>
-      <w:r>
-        <w:t xml:space="preserve">runs where it wasn't.</w:t>
-      </w:r>
-    </w:p>
-    <w:p>
-      <w:pPr>
-        <w:numPr>
-          <w:ilvl w:val="0"/>
-          <w:numId w:val="1002"/>
-        </w:numPr>
-      </w:pPr>
-      <w:r>
-        <w:rPr>
-          <w:b/>
-          <w:bCs/>
-        </w:rPr>
-        <w:t xml:space="preserve">Correctness that looks like performance.</w:t>
-      </w:r>
-      <w:r>
-        <w:t xml:space="preserve"> </w:t>
-      </w:r>
-      <w:r>
-        <w:t xml:space="preserve">An engine that violates price-time</w:t>
-      </w:r>
-      <w:r>
-        <w:t xml:space="preserve"> </w:t>
-      </w:r>
-      <w:r>
-        <w:t xml:space="preserve">priority can be</w:t>
-      </w:r>
-      <w:r>
-        <w:t xml:space="preserve"> </w:t>
-      </w:r>
-      <w:r>
-        <w:rPr>
-          <w:i/>
-          <w:iCs/>
-        </w:rPr>
-        <w:t xml:space="preserve">faster</w:t>
-      </w:r>
-      <w:r>
-        <w:t xml:space="preserve"> </w:t>
-      </w:r>
-      <w:r>
-        <w:t xml:space="preserve">(it skips fairness work). If you only measure latency</w:t>
-      </w:r>
-      <w:r>
-        <w:t xml:space="preserve"> </w:t>
-      </w:r>
-      <w:r>
-        <w:t xml:space="preserve">and throughput, you reward cheating. Correctness must be a</w:t>
-      </w:r>
-      <w:r>
-        <w:t xml:space="preserve"> </w:t>
-      </w:r>
-      <w:r>
-        <w:rPr>
-          <w:b/>
-          <w:bCs/>
-        </w:rPr>
-        <w:t xml:space="preserve">hard gate</w:t>
-      </w:r>
-      <w:r>
-        <w:t xml:space="preserve">, not a</w:t>
-      </w:r>
-      <w:r>
-        <w:t xml:space="preserve"> </w:t>
-      </w:r>
-      <w:r>
-        <w:t xml:space="preserve">weighted nicety.</w:t>
-      </w:r>
-    </w:p>
-    <w:bookmarkEnd w:id="12"/>
-    <w:bookmarkStart w:id="13" w:name="Xf4779b84a99a0a462f10f8326ade98122a85869"/>
-    <w:p>
-      <w:pPr>
-        <w:pStyle w:val="Heading3"/>
-      </w:pPr>
-      <w:r>
-        <w:t xml:space="preserve">2.2 "Containerize the submission" is a trap if you want latency numbers</w:t>
-      </w:r>
-    </w:p>
-    <w:p>
-      <w:pPr>
-        <w:pStyle w:val="FirstParagraph"/>
-      </w:pPr>
-      <w:r>
-        <w:t xml:space="preserve">The prompt says containerize submissions for isolation. Containers isolate the</w:t>
-      </w:r>
-      <w:r>
-        <w:t xml:space="preserve"> </w:t>
-      </w:r>
-      <w:r>
-        <w:rPr>
-          <w:i/>
-          <w:iCs/>
-        </w:rPr>
-        <w:t xml:space="preserve">filesystem and namespaces</w:t>
-      </w:r>
-      <w:r>
-        <w:t xml:space="preserve"> </w:t>
-      </w:r>
-      <w:r>
-        <w:t xml:space="preserve">— but they</w:t>
-      </w:r>
-      <w:r>
-        <w:t xml:space="preserve"> </w:t>
-      </w:r>
-      <w:r>
-        <w:rPr>
-          <w:b/>
-          <w:bCs/>
-        </w:rPr>
-        <w:t xml:space="preserve">share the host scheduler and kernel</w:t>
-      </w:r>
-      <w:r>
-        <w:t xml:space="preserve">.</w:t>
-      </w:r>
-      <w:r>
-        <w:t xml:space="preserve"> </w:t>
-      </w:r>
-      <w:r>
-        <w:t xml:space="preserve">For a</w:t>
-      </w:r>
-      <w:r>
-        <w:t xml:space="preserve"> </w:t>
-      </w:r>
-      <w:r>
-        <w:rPr>
-          <w:i/>
-          <w:iCs/>
-        </w:rPr>
-        <w:t xml:space="preserve">latency</w:t>
-      </w:r>
-      <w:r>
-        <w:t xml:space="preserve"> </w:t>
-      </w:r>
-      <w:r>
-        <w:t xml:space="preserve">benchmark that is fatal: a co-scheduled noisy neighbour shows up</w:t>
-      </w:r>
-      <w:r>
-        <w:t xml:space="preserve"> </w:t>
-      </w:r>
-      <w:r>
-        <w:t xml:space="preserve">as tail latency</w:t>
-      </w:r>
-      <w:r>
-        <w:t xml:space="preserve"> </w:t>
-      </w:r>
-      <w:r>
-        <w:rPr>
-          <w:i/>
-          <w:iCs/>
-        </w:rPr>
-        <w:t xml:space="preserve">in the submission's score</w:t>
-      </w:r>
-      <w:r>
-        <w:t xml:space="preserve">, and you can't tell engine stalls</w:t>
-      </w:r>
-      <w:r>
-        <w:t xml:space="preserve"> </w:t>
-      </w:r>
-      <w:r>
-        <w:t xml:space="preserve">from scheduler preemption. The correct isolation primitive for a latency</w:t>
-      </w:r>
-      <w:r>
-        <w:t xml:space="preserve"> </w:t>
-      </w:r>
-      <w:r>
-        <w:t xml:space="preserve">benchmark is a</w:t>
-      </w:r>
-      <w:r>
-        <w:t xml:space="preserve"> </w:t>
-      </w:r>
-      <w:r>
-        <w:rPr>
-          <w:b/>
-          <w:bCs/>
-        </w:rPr>
-        <w:t xml:space="preserve">microVM</w:t>
-      </w:r>
-      <w:r>
-        <w:t xml:space="preserve"> </w:t>
-      </w:r>
-      <w:r>
-        <w:t xml:space="preserve">(Firecracker): its own kernel, its own scheduling</w:t>
-      </w:r>
-      <w:r>
-        <w:t xml:space="preserve"> </w:t>
-      </w:r>
-      <w:r>
-        <w:t xml:space="preserve">domain, a clean boundary. (We still use Docker for the</w:t>
-      </w:r>
-      <w:r>
-        <w:t xml:space="preserve"> </w:t>
-      </w:r>
-      <w:r>
-        <w:rPr>
-          <w:i/>
-          <w:iCs/>
-        </w:rPr>
-        <w:t xml:space="preserve">hermetic build</w:t>
-      </w:r>
-      <w:r>
-        <w:t xml:space="preserve"> </w:t>
-      </w:r>
-      <w:r>
-        <w:t xml:space="preserve">step,</w:t>
-      </w:r>
-      <w:r>
-        <w:t xml:space="preserve"> </w:t>
-      </w:r>
-      <w:r>
-        <w:t xml:space="preserve">where filesystem isolation is exactly the right tool — §4.)</w:t>
-      </w:r>
-    </w:p>
-    <w:bookmarkEnd w:id="13"/>
-    <w:bookmarkStart w:id="14" w:name="X5d1258b255e33df2c8f427857533e0a80f422f2"/>
-    <w:p>
-      <w:pPr>
-        <w:pStyle w:val="Heading3"/>
-      </w:pPr>
-      <w:r>
-        <w:t xml:space="preserve">2.3 Cross-protocol comparison is meaningless</w:t>
-      </w:r>
-    </w:p>
-    <w:p>
-      <w:pPr>
-        <w:pStyle w:val="FirstParagraph"/>
-      </w:pPr>
-      <w:r>
-        <w:t xml:space="preserve">FIX, WebSocket, and REST are not comparable latency populations: TLS handshakes</w:t>
-      </w:r>
-      <w:r>
-        <w:t xml:space="preserve"> </w:t>
-      </w:r>
-      <w:r>
-        <w:t xml:space="preserve">and JSON framing alone add tens of microseconds before the engine sees a byte.</w:t>
-      </w:r>
-      <w:r>
-        <w:t xml:space="preserve"> </w:t>
-      </w:r>
-      <w:r>
-        <w:t xml:space="preserve">Ranking a REST engine against a FIX engine on raw p99 is a category error. The</w:t>
-      </w:r>
-      <w:r>
-        <w:t xml:space="preserve"> </w:t>
-      </w:r>
-      <w:r>
-        <w:t xml:space="preserve">platform must rank</w:t>
-      </w:r>
-      <w:r>
-        <w:t xml:space="preserve"> </w:t>
-      </w:r>
-      <w:r>
-        <w:rPr>
-          <w:b/>
-          <w:bCs/>
-        </w:rPr>
-        <w:t xml:space="preserve">per protocol</w:t>
-      </w:r>
-      <w:r>
-        <w:t xml:space="preserve">, never mixed.</w:t>
-      </w:r>
-    </w:p>
-    <w:bookmarkEnd w:id="14"/>
-    <w:bookmarkStart w:id="15" w:name="X7bfdaf40445a25c26abb8614a05362f0927c54c"/>
-    <w:p>
-      <w:pPr>
-        <w:pStyle w:val="Heading3"/>
-      </w:pPr>
-      <w:r>
-        <w:t xml:space="preserve">2.4 Percentiles are not averageable</w:t>
-      </w:r>
-    </w:p>
-    <w:p>
-      <w:pPr>
-        <w:pStyle w:val="FirstParagraph"/>
-      </w:pPr>
-      <w:r>
-        <w:t xml:space="preserve">You cannot average p99s across bots to get a fleet p99 — that is mathematically</w:t>
-      </w:r>
-      <w:r>
-        <w:t xml:space="preserve"> </w:t>
-      </w:r>
-      <w:r>
-        <w:t xml:space="preserve">meaningless. The only correct fleet-wide percentile comes from</w:t>
-      </w:r>
-      <w:r>
-        <w:t xml:space="preserve"> </w:t>
-      </w:r>
-      <w:r>
-        <w:rPr>
-          <w:b/>
-          <w:bCs/>
-        </w:rPr>
-        <w:t xml:space="preserve">merging the raw</w:t>
-      </w:r>
-      <w:r>
-        <w:rPr>
-          <w:b/>
-          <w:bCs/>
-        </w:rPr>
-        <w:t xml:space="preserve"> </w:t>
-      </w:r>
-      <w:r>
-        <w:rPr>
-          <w:b/>
-          <w:bCs/>
-        </w:rPr>
-        <w:t xml:space="preserve">histograms</w:t>
-      </w:r>
-      <w:r>
-        <w:t xml:space="preserve"> </w:t>
-      </w:r>
-      <w:r>
-        <w:t xml:space="preserve">and reading the percentile off the merged distribution. This forces</w:t>
-      </w:r>
-      <w:r>
-        <w:t xml:space="preserve"> </w:t>
-      </w:r>
-      <w:r>
-        <w:t xml:space="preserve">an architectural choice: bots must emit</w:t>
-      </w:r>
-      <w:r>
-        <w:t xml:space="preserve"> </w:t>
-      </w:r>
-      <w:r>
-        <w:rPr>
-          <w:i/>
-          <w:iCs/>
-        </w:rPr>
-        <w:t xml:space="preserve">mergeable histograms</w:t>
-      </w:r>
-      <w:r>
-        <w:t xml:space="preserve">, not summary</w:t>
-      </w:r>
-      <w:r>
-        <w:t xml:space="preserve"> </w:t>
-      </w:r>
-      <w:r>
-        <w:t xml:space="preserve">numbers, and the merge must be</w:t>
-      </w:r>
-      <w:r>
-        <w:t xml:space="preserve"> </w:t>
-      </w:r>
-      <w:r>
-        <w:rPr>
-          <w:b/>
-          <w:bCs/>
-        </w:rPr>
-        <w:t xml:space="preserve">exact</w:t>
-      </w:r>
-      <w:r>
-        <w:t xml:space="preserve">.</w:t>
-      </w:r>
-    </w:p>
-    <w:p>
-      <w:pPr>
-        <w:pStyle w:val="BodyText"/>
-      </w:pPr>
-      <w:r>
-        <w:rPr>
-          <w:b/>
-          <w:bCs/>
-        </w:rPr>
-        <w:t xml:space="preserve">These four realisations — CO, microVM-not-container, per-protocol, no-averaging</w:t>
-      </w:r>
-      <w:r>
-        <w:rPr>
-          <w:b/>
-          <w:bCs/>
-        </w:rPr>
-        <w:t xml:space="preserve"> </w:t>
-      </w:r>
-      <w:r>
-        <w:rPr>
-          <w:b/>
-          <w:bCs/>
-        </w:rPr>
-        <w:t xml:space="preserve">— are the design. Everything below follows from them.</w:t>
+        <w:t xml:space="preserve">almost every public latency benchmark</w:t>
+      </w:r>
+      <w:r>
+        <w:t xml:space="preserve"> </w:t>
+      </w:r>
+      <w:r>
+        <w:t xml:space="preserve">- Coordinated Omission - and</w:t>
+      </w:r>
+      <w:r>
+        <w:t xml:space="preserve"> </w:t>
+      </w:r>
+      <w:r>
+        <w:t xml:space="preserve">made the honest measurement of it the spine of the whole system. Everything else</w:t>
+      </w:r>
+      <w:r>
+        <w:t xml:space="preserve"> </w:t>
+      </w:r>
+      <w:r>
+        <w:t xml:space="preserve">serves that truth.</w:t>
       </w:r>
     </w:p>
     <w:p>
@@ -1534,6 +838,694 @@
         </w:pict>
       </w:r>
     </w:p>
+    <w:bookmarkEnd w:id="11"/>
+    <w:bookmarkStart w:id="16" w:name="X2fd39cb7de88afc0e3ea1ff3f8672a766313854"/>
+    <w:p>
+      <w:pPr>
+        <w:pStyle w:val="Heading2"/>
+      </w:pPr>
+      <w:r>
+        <w:t xml:space="preserve">2. Problem Analysis: what we actually understood</w:t>
+      </w:r>
+    </w:p>
+    <w:p>
+      <w:pPr>
+        <w:pStyle w:val="FirstParagraph"/>
+      </w:pPr>
+      <w:r>
+        <w:t xml:space="preserve">Most teams will read the prompt as "build 4 boxes: upload, sandbox, load, chart."</w:t>
+      </w:r>
+      <w:r>
+        <w:t xml:space="preserve"> </w:t>
+      </w:r>
+      <w:r>
+        <w:t xml:space="preserve">That reading loses. Here is what the problem</w:t>
+      </w:r>
+      <w:r>
+        <w:t xml:space="preserve"> </w:t>
+      </w:r>
+      <w:r>
+        <w:rPr>
+          <w:i/>
+          <w:iCs/>
+        </w:rPr>
+        <w:t xml:space="preserve">actually</w:t>
+      </w:r>
+      <w:r>
+        <w:t xml:space="preserve"> </w:t>
+      </w:r>
+      <w:r>
+        <w:t xml:space="preserve">demands, and where the</w:t>
+      </w:r>
+      <w:r>
+        <w:t xml:space="preserve"> </w:t>
+      </w:r>
+      <w:r>
+        <w:t xml:space="preserve">real engineering risk lives.</w:t>
+      </w:r>
+    </w:p>
+    <w:bookmarkStart w:id="12" w:name="X61bed7a23fde5180f1a1229a4d465d886939a1c"/>
+    <w:p>
+      <w:pPr>
+        <w:pStyle w:val="Heading3"/>
+      </w:pPr>
+      <w:r>
+        <w:t xml:space="preserve">2.1 The benchmark's job is to be trustworthy, not pretty</w:t>
+      </w:r>
+    </w:p>
+    <w:p>
+      <w:pPr>
+        <w:pStyle w:val="FirstParagraph"/>
+      </w:pPr>
+      <w:r>
+        <w:t xml:space="preserve">A benchmarking platform produces</w:t>
+      </w:r>
+      <w:r>
+        <w:t xml:space="preserve"> </w:t>
+      </w:r>
+      <w:r>
+        <w:rPr>
+          <w:i/>
+          <w:iCs/>
+        </w:rPr>
+        <w:t xml:space="preserve">rankings that decide a winner</w:t>
+      </w:r>
+      <w:r>
+        <w:t xml:space="preserve">. If the numbers</w:t>
+      </w:r>
+      <w:r>
+        <w:t xml:space="preserve"> </w:t>
+      </w:r>
+      <w:r>
+        <w:t xml:space="preserve">are wrong, the platform is worse than useless - it confidently rewards the wrong</w:t>
+      </w:r>
+      <w:r>
+        <w:t xml:space="preserve"> </w:t>
+      </w:r>
+      <w:r>
+        <w:t xml:space="preserve">engine. So the dominant requirement is</w:t>
+      </w:r>
+      <w:r>
+        <w:t xml:space="preserve"> </w:t>
+      </w:r>
+      <w:r>
+        <w:rPr>
+          <w:b/>
+          <w:bCs/>
+        </w:rPr>
+        <w:t xml:space="preserve">measurement integrity</w:t>
+      </w:r>
+      <w:r>
+        <w:t xml:space="preserve">, not UI polish.</w:t>
+      </w:r>
+      <w:r>
+        <w:t xml:space="preserve"> </w:t>
+      </w:r>
+      <w:r>
+        <w:t xml:space="preserve">Three integrity threats dominate:</w:t>
+      </w:r>
+    </w:p>
+    <w:p>
+      <w:pPr>
+        <w:numPr>
+          <w:ilvl w:val="0"/>
+          <w:numId w:val="1003"/>
+        </w:numPr>
+      </w:pPr>
+      <w:r>
+        <w:rPr>
+          <w:b/>
+          <w:bCs/>
+        </w:rPr>
+        <w:t xml:space="preserve">Coordinated Omission (CO).</w:t>
+      </w:r>
+      <w:r>
+        <w:t xml:space="preserve"> </w:t>
+      </w:r>
+      <w:r>
+        <w:t xml:space="preserve">A naive load generator sends an order, waits for</w:t>
+      </w:r>
+      <w:r>
+        <w:t xml:space="preserve"> </w:t>
+      </w:r>
+      <w:r>
+        <w:t xml:space="preserve">the ack, records the round-trip, sends the next. If the engine stalls for 5 ms,</w:t>
+      </w:r>
+      <w:r>
+        <w:t xml:space="preserve"> </w:t>
+      </w:r>
+      <w:r>
+        <w:t xml:space="preserve">the bot</w:t>
+      </w:r>
+      <w:r>
+        <w:t xml:space="preserve"> </w:t>
+      </w:r>
+      <w:r>
+        <w:rPr>
+          <w:i/>
+          <w:iCs/>
+        </w:rPr>
+        <w:t xml:space="preserve">also</w:t>
+      </w:r>
+      <w:r>
+        <w:t xml:space="preserve"> </w:t>
+      </w:r>
+      <w:r>
+        <w:t xml:space="preserve">stalls - it can't send during the stall - so the samples that</w:t>
+      </w:r>
+      <w:r>
+        <w:t xml:space="preserve"> </w:t>
+      </w:r>
+      <w:r>
+        <w:rPr>
+          <w:i/>
+          <w:iCs/>
+        </w:rPr>
+        <w:t xml:space="preserve">should</w:t>
+      </w:r>
+      <w:r>
+        <w:t xml:space="preserve"> </w:t>
+      </w:r>
+      <w:r>
+        <w:t xml:space="preserve">have landed during those 5 ms are never taken. The one sample after the</w:t>
+      </w:r>
+      <w:r>
+        <w:t xml:space="preserve"> </w:t>
+      </w:r>
+      <w:r>
+        <w:t xml:space="preserve">stall records near-normal latency. The histogram reports</w:t>
+      </w:r>
+      <w:r>
+        <w:t xml:space="preserve"> </w:t>
+      </w:r>
+      <w:r>
+        <w:rPr>
+          <w:b/>
+          <w:bCs/>
+        </w:rPr>
+        <w:t xml:space="preserve">p99 = 30 µs</w:t>
+      </w:r>
+      <w:r>
+        <w:t xml:space="preserve"> </w:t>
+      </w:r>
+      <w:r>
+        <w:t xml:space="preserve">while</w:t>
+      </w:r>
+      <w:r>
+        <w:t xml:space="preserve"> </w:t>
+      </w:r>
+      <w:r>
+        <w:t xml:space="preserve">the real worst-case experience was</w:t>
+      </w:r>
+      <w:r>
+        <w:t xml:space="preserve"> </w:t>
+      </w:r>
+      <w:r>
+        <w:rPr>
+          <w:b/>
+          <w:bCs/>
+        </w:rPr>
+        <w:t xml:space="preserve">5 ms</w:t>
+      </w:r>
+      <w:r>
+        <w:t xml:space="preserve">. This single bug is present in a</w:t>
+      </w:r>
+      <w:r>
+        <w:t xml:space="preserve"> </w:t>
+      </w:r>
+      <w:r>
+        <w:t xml:space="preserve">huge fraction of public benchmarks.</w:t>
+      </w:r>
+      <w:r>
+        <w:t xml:space="preserve"> </w:t>
+      </w:r>
+      <w:r>
+        <w:rPr>
+          <w:b/>
+          <w:bCs/>
+        </w:rPr>
+        <w:t xml:space="preserve">A platform that ranks engines on CO-blind</w:t>
+      </w:r>
+      <w:r>
+        <w:rPr>
+          <w:b/>
+          <w:bCs/>
+        </w:rPr>
+        <w:t xml:space="preserve"> </w:t>
+      </w:r>
+      <w:r>
+        <w:rPr>
+          <w:b/>
+          <w:bCs/>
+        </w:rPr>
+        <w:t xml:space="preserve">numbers ranks them wrong.</w:t>
+      </w:r>
+    </w:p>
+    <w:p>
+      <w:pPr>
+        <w:numPr>
+          <w:ilvl w:val="0"/>
+          <w:numId w:val="1003"/>
+        </w:numPr>
+      </w:pPr>
+      <w:r>
+        <w:rPr>
+          <w:b/>
+          <w:bCs/>
+        </w:rPr>
+        <w:t xml:space="preserve">The measuring instrument being slower than what it measures.</w:t>
+      </w:r>
+      <w:r>
+        <w:t xml:space="preserve"> </w:t>
+      </w:r>
+      <w:r>
+        <w:t xml:space="preserve">If the bot's</w:t>
+      </w:r>
+      <w:r>
+        <w:t xml:space="preserve"> </w:t>
+      </w:r>
+      <w:r>
+        <w:t xml:space="preserve">own jitter is 1 ms, it cannot resolve a 50 µs engine. You must</w:t>
+      </w:r>
+      <w:r>
+        <w:t xml:space="preserve"> </w:t>
+      </w:r>
+      <w:r>
+        <w:rPr>
+          <w:i/>
+          <w:iCs/>
+        </w:rPr>
+        <w:t xml:space="preserve">prove</w:t>
+      </w:r>
+      <w:r>
+        <w:t xml:space="preserve"> </w:t>
+      </w:r>
+      <w:r>
+        <w:t xml:space="preserve">the</w:t>
+      </w:r>
+      <w:r>
+        <w:t xml:space="preserve"> </w:t>
+      </w:r>
+      <w:r>
+        <w:t xml:space="preserve">instrument is quieter than the signal, and</w:t>
+      </w:r>
+      <w:r>
+        <w:t xml:space="preserve"> </w:t>
+      </w:r>
+      <w:r>
+        <w:rPr>
+          <w:i/>
+          <w:iCs/>
+        </w:rPr>
+        <w:t xml:space="preserve">exclude</w:t>
+      </w:r>
+      <w:r>
+        <w:t xml:space="preserve"> </w:t>
+      </w:r>
+      <w:r>
+        <w:t xml:space="preserve">runs where it wasn't.</w:t>
+      </w:r>
+    </w:p>
+    <w:p>
+      <w:pPr>
+        <w:numPr>
+          <w:ilvl w:val="0"/>
+          <w:numId w:val="1003"/>
+        </w:numPr>
+      </w:pPr>
+      <w:r>
+        <w:rPr>
+          <w:b/>
+          <w:bCs/>
+        </w:rPr>
+        <w:t xml:space="preserve">Correctness that looks like performance.</w:t>
+      </w:r>
+      <w:r>
+        <w:t xml:space="preserve"> </w:t>
+      </w:r>
+      <w:r>
+        <w:t xml:space="preserve">An engine that violates price-time</w:t>
+      </w:r>
+      <w:r>
+        <w:t xml:space="preserve"> </w:t>
+      </w:r>
+      <w:r>
+        <w:t xml:space="preserve">priority can be</w:t>
+      </w:r>
+      <w:r>
+        <w:t xml:space="preserve"> </w:t>
+      </w:r>
+      <w:r>
+        <w:rPr>
+          <w:i/>
+          <w:iCs/>
+        </w:rPr>
+        <w:t xml:space="preserve">faster</w:t>
+      </w:r>
+      <w:r>
+        <w:t xml:space="preserve"> </w:t>
+      </w:r>
+      <w:r>
+        <w:t xml:space="preserve">(it skips fairness work). If you only measure latency</w:t>
+      </w:r>
+      <w:r>
+        <w:t xml:space="preserve"> </w:t>
+      </w:r>
+      <w:r>
+        <w:t xml:space="preserve">and throughput, you reward cheating. Correctness must be a</w:t>
+      </w:r>
+      <w:r>
+        <w:t xml:space="preserve"> </w:t>
+      </w:r>
+      <w:r>
+        <w:rPr>
+          <w:b/>
+          <w:bCs/>
+        </w:rPr>
+        <w:t xml:space="preserve">hard gate</w:t>
+      </w:r>
+      <w:r>
+        <w:t xml:space="preserve">, not a</w:t>
+      </w:r>
+      <w:r>
+        <w:t xml:space="preserve"> </w:t>
+      </w:r>
+      <w:r>
+        <w:t xml:space="preserve">weighted nicety.</w:t>
+      </w:r>
+    </w:p>
+    <w:bookmarkEnd w:id="12"/>
+    <w:bookmarkStart w:id="13" w:name="Xf4779b84a99a0a462f10f8326ade98122a85869"/>
+    <w:p>
+      <w:pPr>
+        <w:pStyle w:val="Heading3"/>
+      </w:pPr>
+      <w:r>
+        <w:t xml:space="preserve">2.2 "Containerize the submission" is a trap if you want latency numbers</w:t>
+      </w:r>
+    </w:p>
+    <w:p>
+      <w:pPr>
+        <w:pStyle w:val="FirstParagraph"/>
+      </w:pPr>
+      <w:r>
+        <w:t xml:space="preserve">The prompt says containerize submissions for isolation. Containers isolate the</w:t>
+      </w:r>
+      <w:r>
+        <w:t xml:space="preserve"> </w:t>
+      </w:r>
+      <w:r>
+        <w:rPr>
+          <w:i/>
+          <w:iCs/>
+        </w:rPr>
+        <w:t xml:space="preserve">filesystem and namespaces</w:t>
+      </w:r>
+      <w:r>
+        <w:t xml:space="preserve"> </w:t>
+      </w:r>
+      <w:r>
+        <w:t xml:space="preserve">- but they</w:t>
+      </w:r>
+      <w:r>
+        <w:t xml:space="preserve"> </w:t>
+      </w:r>
+      <w:r>
+        <w:rPr>
+          <w:b/>
+          <w:bCs/>
+        </w:rPr>
+        <w:t xml:space="preserve">share the host scheduler and kernel</w:t>
+      </w:r>
+      <w:r>
+        <w:t xml:space="preserve">.</w:t>
+      </w:r>
+      <w:r>
+        <w:t xml:space="preserve"> </w:t>
+      </w:r>
+      <w:r>
+        <w:t xml:space="preserve">For a</w:t>
+      </w:r>
+      <w:r>
+        <w:t xml:space="preserve"> </w:t>
+      </w:r>
+      <w:r>
+        <w:rPr>
+          <w:i/>
+          <w:iCs/>
+        </w:rPr>
+        <w:t xml:space="preserve">latency</w:t>
+      </w:r>
+      <w:r>
+        <w:t xml:space="preserve"> </w:t>
+      </w:r>
+      <w:r>
+        <w:t xml:space="preserve">benchmark that is fatal: a co-scheduled noisy neighbour shows up</w:t>
+      </w:r>
+      <w:r>
+        <w:t xml:space="preserve"> </w:t>
+      </w:r>
+      <w:r>
+        <w:t xml:space="preserve">as tail latency</w:t>
+      </w:r>
+      <w:r>
+        <w:t xml:space="preserve"> </w:t>
+      </w:r>
+      <w:r>
+        <w:rPr>
+          <w:i/>
+          <w:iCs/>
+        </w:rPr>
+        <w:t xml:space="preserve">in the submission's score</w:t>
+      </w:r>
+      <w:r>
+        <w:t xml:space="preserve">, and you can't tell engine stalls</w:t>
+      </w:r>
+      <w:r>
+        <w:t xml:space="preserve"> </w:t>
+      </w:r>
+      <w:r>
+        <w:t xml:space="preserve">from scheduler preemption. The correct isolation primitive for a latency</w:t>
+      </w:r>
+      <w:r>
+        <w:t xml:space="preserve"> </w:t>
+      </w:r>
+      <w:r>
+        <w:t xml:space="preserve">benchmark is a</w:t>
+      </w:r>
+      <w:r>
+        <w:t xml:space="preserve"> </w:t>
+      </w:r>
+      <w:r>
+        <w:rPr>
+          <w:b/>
+          <w:bCs/>
+        </w:rPr>
+        <w:t xml:space="preserve">microVM</w:t>
+      </w:r>
+      <w:r>
+        <w:t xml:space="preserve"> </w:t>
+      </w:r>
+      <w:r>
+        <w:t xml:space="preserve">(Firecracker): its own kernel, its own scheduling</w:t>
+      </w:r>
+      <w:r>
+        <w:t xml:space="preserve"> </w:t>
+      </w:r>
+      <w:r>
+        <w:t xml:space="preserve">domain, a clean boundary. (We still use Docker for the</w:t>
+      </w:r>
+      <w:r>
+        <w:t xml:space="preserve"> </w:t>
+      </w:r>
+      <w:r>
+        <w:rPr>
+          <w:i/>
+          <w:iCs/>
+        </w:rPr>
+        <w:t xml:space="preserve">hermetic build</w:t>
+      </w:r>
+      <w:r>
+        <w:t xml:space="preserve"> </w:t>
+      </w:r>
+      <w:r>
+        <w:t xml:space="preserve">step,</w:t>
+      </w:r>
+      <w:r>
+        <w:t xml:space="preserve"> </w:t>
+      </w:r>
+      <w:r>
+        <w:t xml:space="preserve">where filesystem isolation is exactly the right tool - §4.)</w:t>
+      </w:r>
+    </w:p>
+    <w:bookmarkEnd w:id="13"/>
+    <w:bookmarkStart w:id="14" w:name="X5d1258b255e33df2c8f427857533e0a80f422f2"/>
+    <w:p>
+      <w:pPr>
+        <w:pStyle w:val="Heading3"/>
+      </w:pPr>
+      <w:r>
+        <w:t xml:space="preserve">2.3 Cross-protocol comparison is meaningless</w:t>
+      </w:r>
+    </w:p>
+    <w:p>
+      <w:pPr>
+        <w:pStyle w:val="FirstParagraph"/>
+      </w:pPr>
+      <w:r>
+        <w:t xml:space="preserve">FIX, WebSocket, and REST are not comparable latency populations: TLS handshakes</w:t>
+      </w:r>
+      <w:r>
+        <w:t xml:space="preserve"> </w:t>
+      </w:r>
+      <w:r>
+        <w:t xml:space="preserve">and JSON framing alone add tens of microseconds before the engine sees a byte.</w:t>
+      </w:r>
+      <w:r>
+        <w:t xml:space="preserve"> </w:t>
+      </w:r>
+      <w:r>
+        <w:t xml:space="preserve">Ranking a REST engine against a FIX engine on raw p99 is a category error. The</w:t>
+      </w:r>
+      <w:r>
+        <w:t xml:space="preserve"> </w:t>
+      </w:r>
+      <w:r>
+        <w:t xml:space="preserve">platform must rank</w:t>
+      </w:r>
+      <w:r>
+        <w:t xml:space="preserve"> </w:t>
+      </w:r>
+      <w:r>
+        <w:rPr>
+          <w:b/>
+          <w:bCs/>
+        </w:rPr>
+        <w:t xml:space="preserve">per protocol</w:t>
+      </w:r>
+      <w:r>
+        <w:t xml:space="preserve">, never mixed.</w:t>
+      </w:r>
+    </w:p>
+    <w:bookmarkEnd w:id="14"/>
+    <w:bookmarkStart w:id="15" w:name="X7bfdaf40445a25c26abb8614a05362f0927c54c"/>
+    <w:p>
+      <w:pPr>
+        <w:pStyle w:val="Heading3"/>
+      </w:pPr>
+      <w:r>
+        <w:t xml:space="preserve">2.4 Percentiles are not averageable</w:t>
+      </w:r>
+    </w:p>
+    <w:p>
+      <w:pPr>
+        <w:pStyle w:val="FirstParagraph"/>
+      </w:pPr>
+      <w:r>
+        <w:t xml:space="preserve">You cannot average p99s across bots to get a fleet p99 - that is mathematically</w:t>
+      </w:r>
+      <w:r>
+        <w:t xml:space="preserve"> </w:t>
+      </w:r>
+      <w:r>
+        <w:t xml:space="preserve">meaningless. The only correct fleet-wide percentile comes from</w:t>
+      </w:r>
+      <w:r>
+        <w:t xml:space="preserve"> </w:t>
+      </w:r>
+      <w:r>
+        <w:rPr>
+          <w:b/>
+          <w:bCs/>
+        </w:rPr>
+        <w:t xml:space="preserve">merging the raw</w:t>
+      </w:r>
+      <w:r>
+        <w:rPr>
+          <w:b/>
+          <w:bCs/>
+        </w:rPr>
+        <w:t xml:space="preserve"> </w:t>
+      </w:r>
+      <w:r>
+        <w:rPr>
+          <w:b/>
+          <w:bCs/>
+        </w:rPr>
+        <w:t xml:space="preserve">histograms</w:t>
+      </w:r>
+      <w:r>
+        <w:t xml:space="preserve"> </w:t>
+      </w:r>
+      <w:r>
+        <w:t xml:space="preserve">and reading the percentile off the merged distribution. This forces</w:t>
+      </w:r>
+      <w:r>
+        <w:t xml:space="preserve"> </w:t>
+      </w:r>
+      <w:r>
+        <w:t xml:space="preserve">an architectural choice: bots must emit</w:t>
+      </w:r>
+      <w:r>
+        <w:t xml:space="preserve"> </w:t>
+      </w:r>
+      <w:r>
+        <w:rPr>
+          <w:i/>
+          <w:iCs/>
+        </w:rPr>
+        <w:t xml:space="preserve">mergeable histograms</w:t>
+      </w:r>
+      <w:r>
+        <w:t xml:space="preserve">, not summary</w:t>
+      </w:r>
+      <w:r>
+        <w:t xml:space="preserve"> </w:t>
+      </w:r>
+      <w:r>
+        <w:t xml:space="preserve">numbers, and the merge must be</w:t>
+      </w:r>
+      <w:r>
+        <w:t xml:space="preserve"> </w:t>
+      </w:r>
+      <w:r>
+        <w:rPr>
+          <w:b/>
+          <w:bCs/>
+        </w:rPr>
+        <w:t xml:space="preserve">exact</w:t>
+      </w:r>
+      <w:r>
+        <w:t xml:space="preserve">.</w:t>
+      </w:r>
+    </w:p>
+    <w:p>
+      <w:pPr>
+        <w:pStyle w:val="BodyText"/>
+      </w:pPr>
+      <w:r>
+        <w:t xml:space="preserve">**These four realisations - CO, microVM-not-container, per-protocol, no-averaging</w:t>
+      </w:r>
+    </w:p>
+    <w:p>
+      <w:pPr>
+        <w:pStyle w:val="Compact"/>
+        <w:numPr>
+          <w:ilvl w:val="0"/>
+          <w:numId w:val="1004"/>
+        </w:numPr>
+      </w:pPr>
+      <w:r>
+        <w:t xml:space="preserve">are the design. Everything below follows from them.**</w:t>
+      </w:r>
+    </w:p>
+    <w:p>
+      <w:r>
+        <w:pict>
+          <v:rect style="width:0;height:1.5pt" o:hralign="center" o:hrstd="t" o:hr="t"/>
+        </w:pict>
+      </w:r>
+    </w:p>
     <w:bookmarkEnd w:id="15"/>
     <w:bookmarkEnd w:id="16"/>
     <w:bookmarkStart w:id="21" w:name="X7eb03887a6debcb4edb141e1e3f84efa1e30513"/>
@@ -1562,7 +1554,7 @@
         <w:rPr>
           <w:rStyle w:val="VerbatimChar"/>
         </w:rPr>
-        <w:t xml:space="preserve">        submit engine                    load + telemetry                  display</w:t>
+        <w:t xml:space="preserve">   FROZEN WIRE CONTRACT  (interface_contract_v1.h)</w:t>
       </w:r>
       <w:r>
         <w:br/>
@@ -1571,7 +1563,7 @@
         <w:rPr>
           <w:rStyle w:val="VerbatimChar"/>
         </w:rPr>
-        <w:t xml:space="preserve">      ┌───────────────┐    contract     ┌──────────────────┐   contract   ┌──────────────┐</w:t>
+        <w:t xml:space="preserve">   One binary format, frozen at v1.1. All three</w:t>
       </w:r>
       <w:r>
         <w:br/>
@@ -1580,7 +1572,7 @@
         <w:rPr>
           <w:rStyle w:val="VerbatimChar"/>
         </w:rPr>
-        <w:t xml:space="preserve">      │   SANDBOX     │◀───────────────▶│    BOT FLEET     │─────────────▶│  LEADERBOARD │</w:t>
+        <w:t xml:space="preserve">   components compile against it - the seam that</w:t>
       </w:r>
       <w:r>
         <w:br/>
@@ -1589,7 +1581,7 @@
         <w:rPr>
           <w:rStyle w:val="VerbatimChar"/>
         </w:rPr>
-        <w:t xml:space="preserve">      │ (Firecracker) │   SBE binary    │  + reference     │   scored      │  (browser,   │</w:t>
+        <w:t xml:space="preserve">   lets three people build in parallel.</w:t>
       </w:r>
       <w:r>
         <w:br/>
@@ -1598,7 +1590,7 @@
         <w:rPr>
           <w:rStyle w:val="VerbatimChar"/>
         </w:rPr>
-        <w:t xml:space="preserve">      │  isolates the │   wire protocol │    engine        │   deltas      │ display-only)│</w:t>
+        <w:t xml:space="preserve">            |</w:t>
       </w:r>
       <w:r>
         <w:br/>
@@ -1607,7 +1599,7 @@
         <w:rPr>
           <w:rStyle w:val="VerbatimChar"/>
         </w:rPr>
-        <w:t xml:space="preserve">      │  contestant   │                 │  + HDR telemetry │   (WS / SSE)  │              │</w:t>
+        <w:t xml:space="preserve">            v</w:t>
       </w:r>
       <w:r>
         <w:br/>
@@ -1616,7 +1608,7 @@
         <w:rPr>
           <w:rStyle w:val="VerbatimChar"/>
         </w:rPr>
-        <w:t xml:space="preserve">      └───────────────┘                 └──────────────────┘              └──────────────┘</w:t>
+        <w:t xml:space="preserve">   [T1]  SANDBOX  -  Firecracker microVM</w:t>
       </w:r>
       <w:r>
         <w:br/>
@@ -1625,7 +1617,7 @@
         <w:rPr>
           <w:rStyle w:val="VerbatimChar"/>
         </w:rPr>
-        <w:t xml:space="preserve">            T1                                  T2                                T3</w:t>
+        <w:t xml:space="preserve">         Isolates the untrusted engine behind a</w:t>
       </w:r>
       <w:r>
         <w:br/>
@@ -1634,7 +1626,133 @@
         <w:rPr>
           <w:rStyle w:val="VerbatimChar"/>
         </w:rPr>
-        <w:t xml:space="preserve">                    all three compile against contracts/interface_contract_v1.h (FROZEN v1.1)</w:t>
+        <w:t xml:space="preserve">         real kernel + scheduling boundary, so we</w:t>
+      </w:r>
+      <w:r>
+        <w:br/>
+      </w:r>
+      <w:r>
+        <w:rPr>
+          <w:rStyle w:val="VerbatimChar"/>
+        </w:rPr>
+        <w:t xml:space="preserve">         measure the engine, not host noise.</w:t>
+      </w:r>
+      <w:r>
+        <w:br/>
+      </w:r>
+      <w:r>
+        <w:rPr>
+          <w:rStyle w:val="VerbatimChar"/>
+        </w:rPr>
+        <w:t xml:space="preserve">            |</w:t>
+      </w:r>
+      <w:r>
+        <w:br/>
+      </w:r>
+      <w:r>
+        <w:rPr>
+          <w:rStyle w:val="VerbatimChar"/>
+        </w:rPr>
+        <w:t xml:space="preserve">            v   constant-rate load, SBE binary wire</w:t>
+      </w:r>
+      <w:r>
+        <w:br/>
+      </w:r>
+      <w:r>
+        <w:rPr>
+          <w:rStyle w:val="VerbatimChar"/>
+        </w:rPr>
+        <w:t xml:space="preserve">   [T2]  BOT FLEET + TELEMETRY</w:t>
+      </w:r>
+      <w:r>
+        <w:br/>
+      </w:r>
+      <w:r>
+        <w:rPr>
+          <w:rStyle w:val="VerbatimChar"/>
+        </w:rPr>
+        <w:t xml:space="preserve">         Open-loop, CPU-pinned load generator and</w:t>
+      </w:r>
+      <w:r>
+        <w:br/>
+      </w:r>
+      <w:r>
+        <w:rPr>
+          <w:rStyle w:val="VerbatimChar"/>
+        </w:rPr>
+        <w:t xml:space="preserve">         the gold-standard reference engine.</w:t>
+      </w:r>
+      <w:r>
+        <w:br/>
+      </w:r>
+      <w:r>
+        <w:rPr>
+          <w:rStyle w:val="VerbatimChar"/>
+        </w:rPr>
+        <w:t xml:space="preserve">         Measures CO-corrected tail latency and</w:t>
+      </w:r>
+      <w:r>
+        <w:br/>
+      </w:r>
+      <w:r>
+        <w:rPr>
+          <w:rStyle w:val="VerbatimChar"/>
+        </w:rPr>
+        <w:t xml:space="preserve">         runs the byte-exact correctness diff.</w:t>
+      </w:r>
+      <w:r>
+        <w:br/>
+      </w:r>
+      <w:r>
+        <w:rPr>
+          <w:rStyle w:val="VerbatimChar"/>
+        </w:rPr>
+        <w:t xml:space="preserve">            |</w:t>
+      </w:r>
+      <w:r>
+        <w:br/>
+      </w:r>
+      <w:r>
+        <w:rPr>
+          <w:rStyle w:val="VerbatimChar"/>
+        </w:rPr>
+        <w:t xml:space="preserve">            v   per-second HDR + diffs, scored</w:t>
+      </w:r>
+      <w:r>
+        <w:br/>
+      </w:r>
+      <w:r>
+        <w:rPr>
+          <w:rStyle w:val="VerbatimChar"/>
+        </w:rPr>
+        <w:t xml:space="preserve">   [T3]  LEADERBOARD  -  browser, display-only</w:t>
+      </w:r>
+      <w:r>
+        <w:br/>
+      </w:r>
+      <w:r>
+        <w:rPr>
+          <w:rStyle w:val="VerbatimChar"/>
+        </w:rPr>
+        <w:t xml:space="preserve">         Renders scored deltas over WebSocket.</w:t>
+      </w:r>
+      <w:r>
+        <w:br/>
+      </w:r>
+      <w:r>
+        <w:rPr>
+          <w:rStyle w:val="VerbatimChar"/>
+        </w:rPr>
+        <w:t xml:space="preserve">         Never computes a percentile, so it</w:t>
+      </w:r>
+      <w:r>
+        <w:br/>
+      </w:r>
+      <w:r>
+        <w:rPr>
+          <w:rStyle w:val="VerbatimChar"/>
+        </w:rPr>
+        <w:t xml:space="preserve">         cannot lie.</w:t>
       </w:r>
     </w:p>
     <w:p>
@@ -1769,7 +1887,7 @@
               <w:pStyle w:val="Compact"/>
             </w:pPr>
             <w:r>
-              <w:t xml:space="preserve">A shared microservice mesh with gRPC everywhere — adds protobuf encode/decode latency to the exact path we're measuring</w:t>
+              <w:t xml:space="preserve">A shared microservice mesh with gRPC everywhere - adds protobuf encode/decode latency to the exact path we're measuring</w:t>
             </w:r>
           </w:p>
         </w:tc>
@@ -1808,7 +1926,7 @@
               <w:pStyle w:val="Compact"/>
             </w:pPr>
             <w:r>
-              <w:t xml:space="preserve">JSON (tens of µs framing), gRPC (HTTP/2 + protobuf overhead) — both pollute the measurement</w:t>
+              <w:t xml:space="preserve">JSON (tens of µs framing), gRPC (HTTP/2 + protobuf overhead) - both pollute the measurement</w:t>
             </w:r>
           </w:p>
         </w:tc>
@@ -1847,7 +1965,7 @@
               <w:pStyle w:val="Compact"/>
             </w:pPr>
             <w:r>
-              <w:t xml:space="preserve">Living interface negotiated as you go — guarantees integration thrash</w:t>
+              <w:t xml:space="preserve">Living interface negotiated as you go - guarantees integration thrash</w:t>
             </w:r>
           </w:p>
         </w:tc>
@@ -1902,7 +2020,7 @@
               <w:pStyle w:val="Compact"/>
             </w:pPr>
             <w:r>
-              <w:t xml:space="preserve">A "smart" frontend that recomputes percentiles — reintroduces averaging bugs in the last mile</w:t>
+              <w:t xml:space="preserve">A "smart" frontend that recomputes percentiles - reintroduces averaging bugs in the last mile</w:t>
             </w:r>
           </w:p>
         </w:tc>
@@ -1923,11 +2041,11 @@
         <w:pStyle w:val="Compact"/>
         <w:numPr>
           <w:ilvl w:val="0"/>
-          <w:numId w:val="1003"/>
+          <w:numId w:val="1005"/>
         </w:numPr>
       </w:pPr>
       <w:r>
-        <w:t xml:space="preserve">Contestant submits an engine (source tarball or ELF) →</w:t>
+        <w:t xml:space="preserve">Contestant submits an engine (source tarball or ELF). The</w:t>
       </w:r>
       <w:r>
         <w:t xml:space="preserve"> </w:t>
@@ -1975,7 +2093,7 @@
         <w:pStyle w:val="Compact"/>
         <w:numPr>
           <w:ilvl w:val="0"/>
-          <w:numId w:val="1003"/>
+          <w:numId w:val="1005"/>
         </w:numPr>
       </w:pPr>
       <w:r>
@@ -2043,7 +2161,7 @@
         <w:t xml:space="preserve"> </w:t>
       </w:r>
       <w:r>
-        <w:t xml:space="preserve">HDR histograms (naive +</w:t>
+        <w:t xml:space="preserve">HDR histograms (naive and</w:t>
       </w:r>
       <w:r>
         <w:t xml:space="preserve"> </w:t>
@@ -2057,11 +2175,11 @@
         <w:pStyle w:val="Compact"/>
         <w:numPr>
           <w:ilvl w:val="0"/>
-          <w:numId w:val="1003"/>
+          <w:numId w:val="1005"/>
         </w:numPr>
       </w:pPr>
       <w:r>
-        <w:t xml:space="preserve">Per-second HDR snapshots + correctness diffs flow to the</w:t>
+        <w:t xml:space="preserve">Per-second HDR snapshots and correctness diffs flow to the</w:t>
       </w:r>
       <w:r>
         <w:t xml:space="preserve"> </w:t>
@@ -2080,7 +2198,7 @@
         <w:t xml:space="preserve"> </w:t>
       </w:r>
       <w:r>
-        <w:t xml:space="preserve">which scores and ranks per Interface Contract §5 — reading p99 from the</w:t>
+        <w:t xml:space="preserve">which scores and ranks per Interface Contract section 5, reading p99 from the</w:t>
       </w:r>
       <w:r>
         <w:t xml:space="preserve"> </w:t>
@@ -2101,7 +2219,7 @@
         <w:pStyle w:val="Compact"/>
         <w:numPr>
           <w:ilvl w:val="0"/>
-          <w:numId w:val="1003"/>
+          <w:numId w:val="1005"/>
         </w:numPr>
       </w:pPr>
       <w:r>
@@ -2121,13 +2239,7 @@
         <w:t xml:space="preserve"> </w:t>
       </w:r>
       <w:r>
-        <w:t xml:space="preserve">over</w:t>
-      </w:r>
-      <w:r>
-        <w:t xml:space="preserve"> </w:t>
-      </w:r>
-      <w:r>
-        <w:t xml:space="preserve">WebSocket.</w:t>
+        <w:t xml:space="preserve">over WebSocket.</w:t>
       </w:r>
     </w:p>
     <w:p>
@@ -2135,7 +2247,7 @@
         <w:pStyle w:val="Compact"/>
         <w:numPr>
           <w:ilvl w:val="0"/>
-          <w:numId w:val="1003"/>
+          <w:numId w:val="1005"/>
         </w:numPr>
       </w:pPr>
       <w:r>
@@ -2155,7 +2267,7 @@
         <w:t xml:space="preserve"> </w:t>
       </w:r>
       <w:r>
-        <w:t xml:space="preserve">renders them — and</w:t>
+        <w:t xml:space="preserve">renders them, and</w:t>
       </w:r>
       <w:r>
         <w:t xml:space="preserve"> </w:t>
@@ -2286,7 +2398,7 @@
               <w:pStyle w:val="Compact"/>
             </w:pPr>
             <w:r>
-              <w:t xml:space="preserve">Bot → Telemetry</w:t>
+              <w:t xml:space="preserve">Bot to Telemetry</w:t>
             </w:r>
           </w:p>
         </w:tc>
@@ -2331,7 +2443,7 @@
               <w:pStyle w:val="Compact"/>
             </w:pPr>
             <w:r>
-              <w:t xml:space="preserve">Telemetry → Leaderboard</w:t>
+              <w:t xml:space="preserve">Telemetry to Leaderboard</w:t>
             </w:r>
           </w:p>
         </w:tc>
@@ -2357,7 +2469,7 @@
               <w:pStyle w:val="Compact"/>
             </w:pPr>
             <w:r>
-              <w:t xml:space="preserve">Display layer; human-scale cadence (1–5 s); diff-only payloads</w:t>
+              <w:t xml:space="preserve">Display layer; human-scale cadence (1-5 s); diff-only payloads</w:t>
             </w:r>
           </w:p>
         </w:tc>
@@ -2411,13 +2523,13 @@
     </w:p>
     <w:bookmarkEnd w:id="20"/>
     <w:bookmarkEnd w:id="21"/>
-    <w:bookmarkStart w:id="25" w:name="X1b5ca750fbd5c3e45449a2a031277aac8fc09c1"/>
+    <w:bookmarkStart w:id="25" w:name="X7c20674971ebaa0f7de56d05e79fd6eaf849e44"/>
     <w:p>
       <w:pPr>
         <w:pStyle w:val="Heading2"/>
       </w:pPr>
       <w:r>
-        <w:t xml:space="preserve">4. LLD — Component 1: Submission &amp; Sandboxing Engine (</w:t>
+        <w:t xml:space="preserve">4. LLD: Component 1: Submission &amp; Sandboxing Engine (</w:t>
       </w:r>
       <w:r>
         <w:rPr>
@@ -2489,7 +2601,7 @@
         <w:rPr>
           <w:rStyle w:val="VerbatimChar"/>
         </w:rPr>
-        <w:t xml:space="preserve">INTAKE ──▶ BUILD ──▶ ATTEST ──▶ PACK ──▶ ORCHESTRATE (run microVM)</w:t>
+        <w:t xml:space="preserve">INTAKE  -&gt;  BUILD  -&gt;  ATTEST  -&gt;  PACK  -&gt;  ORCHESTRATE (runs the microVM)</w:t>
       </w:r>
     </w:p>
     <w:tbl>
@@ -2590,7 +2702,7 @@
               <w:pStyle w:val="Compact"/>
             </w:pPr>
             <w:r>
-              <w:t xml:space="preserve">sha256 → immutable</w:t>
+              <w:t xml:space="preserve">sha256 to immutable</w:t>
             </w:r>
             <w:r>
               <w:t xml:space="preserve"> </w:t>
@@ -2645,7 +2757,7 @@
               <w:t xml:space="preserve"> </w:t>
             </w:r>
             <w:r>
-              <w:t xml:space="preserve">— it's defeated by</w:t>
+              <w:t xml:space="preserve">- it's defeated by</w:t>
             </w:r>
             <w:r>
               <w:t xml:space="preserve"> </w:t>
@@ -2748,7 +2860,7 @@
               <w:pStyle w:val="Compact"/>
             </w:pPr>
             <w:r>
-              <w:t xml:space="preserve">Build isolation = filesystem/network → containers are the</w:t>
+              <w:t xml:space="preserve">Build isolation is about filesystem and network, so containers are the</w:t>
             </w:r>
             <w:r>
               <w:t xml:space="preserve"> </w:t>
@@ -2764,7 +2876,7 @@
               <w:t xml:space="preserve"> </w:t>
             </w:r>
             <w:r>
-              <w:t xml:space="preserve">tool here (unlike runtime). No network = no supply-chain fetch at build time.</w:t>
+              <w:t xml:space="preserve">tool here (unlike runtime). No network means no supply-chain fetch at build time.</w:t>
             </w:r>
           </w:p>
         </w:tc>
@@ -3136,7 +3248,7 @@
         <w:t xml:space="preserve"> </w:t>
       </w:r>
       <w:r>
-        <w:t xml:space="preserve">cores — the prompt's "fair resource allocation (CPU pinning, strict memory</w:t>
+        <w:t xml:space="preserve">cores - the prompt's "fair resource allocation (CPU pinning, strict memory</w:t>
       </w:r>
       <w:r>
         <w:t xml:space="preserve"> </w:t>
@@ -3154,13 +3266,13 @@
     </w:p>
     <w:bookmarkEnd w:id="24"/>
     <w:bookmarkEnd w:id="25"/>
-    <w:bookmarkStart w:id="29" w:name="X20018104143020261f41842ac42610bc6fc94bc"/>
+    <w:bookmarkStart w:id="29" w:name="X8b0a57d7085d7be3b706a55ccd56080137e981f"/>
     <w:p>
       <w:pPr>
         <w:pStyle w:val="Heading2"/>
       </w:pPr>
       <w:r>
-        <w:t xml:space="preserve">5. LLD — The Frozen Contract (</w:t>
+        <w:t xml:space="preserve">5. LLD: The Frozen Contract (</w:t>
       </w:r>
       <w:r>
         <w:rPr>
@@ -3368,7 +3480,7 @@
               <w:pStyle w:val="Compact"/>
             </w:pPr>
             <w:r>
-              <w:t xml:space="preserve">bot → engine</w:t>
+              <w:t xml:space="preserve">bot to engine</w:t>
             </w:r>
           </w:p>
         </w:tc>
@@ -3428,7 +3540,7 @@
               <w:pStyle w:val="Compact"/>
             </w:pPr>
             <w:r>
-              <w:t xml:space="preserve">bot → engine</w:t>
+              <w:t xml:space="preserve">bot to engine</w:t>
             </w:r>
           </w:p>
         </w:tc>
@@ -3488,7 +3600,7 @@
               <w:pStyle w:val="Compact"/>
             </w:pPr>
             <w:r>
-              <w:t xml:space="preserve">engine → bot</w:t>
+              <w:t xml:space="preserve">engine to bot</w:t>
             </w:r>
           </w:p>
         </w:tc>
@@ -3633,7 +3745,7 @@
         <w:pStyle w:val="Compact"/>
         <w:numPr>
           <w:ilvl w:val="0"/>
-          <w:numId w:val="1004"/>
+          <w:numId w:val="1006"/>
         </w:numPr>
       </w:pPr>
       <w:r>
@@ -3647,7 +3759,7 @@
         <w:t xml:space="preserve"> </w:t>
       </w:r>
       <w:r>
-        <w:t xml:space="preserve">—</w:t>
+        <w:t xml:space="preserve">-</w:t>
       </w:r>
       <w:r>
         <w:t xml:space="preserve"> </w:t>
@@ -3712,359 +3824,6 @@
       </w:r>
       <w:r>
         <w:t xml:space="preserve">and the latency join cheap.</w:t>
-      </w:r>
-    </w:p>
-    <w:p>
-      <w:pPr>
-        <w:pStyle w:val="Compact"/>
-        <w:numPr>
-          <w:ilvl w:val="0"/>
-          <w:numId w:val="1004"/>
-        </w:numPr>
-      </w:pPr>
-      <w:r>
-        <w:rPr>
-          <w:b/>
-          <w:bCs/>
-        </w:rPr>
-        <w:t xml:space="preserve">Fixed-point prices (</w:t>
-      </w:r>
-      <w:r>
-        <w:rPr>
-          <w:rStyle w:val="VerbatimChar"/>
-          <w:b/>
-          <w:bCs/>
-        </w:rPr>
-        <w:t xml:space="preserve">int64</w:t>
-      </w:r>
-      <w:r>
-        <w:rPr>
-          <w:b/>
-          <w:bCs/>
-        </w:rPr>
-        <w:t xml:space="preserve"> </w:t>
-      </w:r>
-      <w:r>
-        <w:rPr>
-          <w:b/>
-          <w:bCs/>
-        </w:rPr>
-        <w:t xml:space="preserve">ticks), never float.</w:t>
-      </w:r>
-      <w:r>
-        <w:t xml:space="preserve"> </w:t>
-      </w:r>
-      <w:r>
-        <w:t xml:space="preserve">Floating point is</w:t>
-      </w:r>
-      <w:r>
-        <w:t xml:space="preserve"> </w:t>
-      </w:r>
-      <w:r>
-        <w:t xml:space="preserve">non-deterministic across compilers/optimisation levels — fatal for a</w:t>
-      </w:r>
-      <w:r>
-        <w:t xml:space="preserve"> </w:t>
-      </w:r>
-      <w:r>
-        <w:t xml:space="preserve">byte-exact validator. Ticks make the gold standard reproducible.</w:t>
-      </w:r>
-    </w:p>
-    <w:p>
-      <w:pPr>
-        <w:pStyle w:val="Compact"/>
-        <w:numPr>
-          <w:ilvl w:val="0"/>
-          <w:numId w:val="1004"/>
-        </w:numPr>
-      </w:pPr>
-      <w:r>
-        <w:rPr>
-          <w:rStyle w:val="VerbatimChar"/>
-          <w:b/>
-          <w:bCs/>
-        </w:rPr>
-        <w:t xml:space="preserve">seq</w:t>
-      </w:r>
-      <w:r>
-        <w:rPr>
-          <w:b/>
-          <w:bCs/>
-        </w:rPr>
-        <w:t xml:space="preserve"> </w:t>
-      </w:r>
-      <w:r>
-        <w:rPr>
-          <w:b/>
-          <w:bCs/>
-        </w:rPr>
-        <w:t xml:space="preserve">is the latency join key.</w:t>
-      </w:r>
-      <w:r>
-        <w:t xml:space="preserve"> </w:t>
-      </w:r>
-      <w:r>
-        <w:t xml:space="preserve">Latency for an order =</w:t>
-      </w:r>
-      <w:r>
-        <w:t xml:space="preserve"> </w:t>
-      </w:r>
-      <w:r>
-        <w:rPr>
-          <w:rStyle w:val="VerbatimChar"/>
-        </w:rPr>
-        <w:t xml:space="preserve">ack.timestamp_ns − NewOrder.timestamp_ns</w:t>
-      </w:r>
-      <w:r>
-        <w:t xml:space="preserve"> </w:t>
-      </w:r>
-      <w:r>
-        <w:t xml:space="preserve">for the same</w:t>
-      </w:r>
-      <w:r>
-        <w:t xml:space="preserve"> </w:t>
-      </w:r>
-      <w:r>
-        <w:rPr>
-          <w:rStyle w:val="VerbatimChar"/>
-        </w:rPr>
-        <w:t xml:space="preserve">seq</w:t>
-      </w:r>
-      <w:r>
-        <w:t xml:space="preserve">. One field, one</w:t>
-      </w:r>
-      <w:r>
-        <w:t xml:space="preserve"> </w:t>
-      </w:r>
-      <w:r>
-        <w:t xml:space="preserve">join, no ambiguity.</w:t>
-      </w:r>
-    </w:p>
-    <w:bookmarkEnd w:id="27"/>
-    <w:bookmarkStart w:id="28" w:name="X54b1150dc55de98c2b8e143b1129c35f7770730"/>
-    <w:p>
-      <w:pPr>
-        <w:pStyle w:val="Heading3"/>
-      </w:pPr>
-      <w:r>
-        <w:t xml:space="preserve">5.3 Contract invariants that the validator depends on</w:t>
-      </w:r>
-    </w:p>
-    <w:p>
-      <w:pPr>
-        <w:pStyle w:val="Compact"/>
-        <w:numPr>
-          <w:ilvl w:val="0"/>
-          <w:numId w:val="1005"/>
-        </w:numPr>
-      </w:pPr>
-      <w:r>
-        <w:rPr>
-          <w:b/>
-          <w:bCs/>
-        </w:rPr>
-        <w:t xml:space="preserve">Maker Fill emitted before Taker Fill</w:t>
-      </w:r>
-      <w:r>
-        <w:t xml:space="preserve"> </w:t>
-      </w:r>
-      <w:r>
-        <w:t xml:space="preserve">on every match event. This is</w:t>
-      </w:r>
-      <w:r>
-        <w:t xml:space="preserve"> </w:t>
-      </w:r>
-      <w:r>
-        <w:rPr>
-          <w:i/>
-          <w:iCs/>
-        </w:rPr>
-        <w:t xml:space="preserve">contract, not convention</w:t>
-      </w:r>
-      <w:r>
-        <w:t xml:space="preserve"> </w:t>
-      </w:r>
-      <w:r>
-        <w:t xml:space="preserve">— the byte-exact diff aligns two engines' output</w:t>
-      </w:r>
-      <w:r>
-        <w:t xml:space="preserve"> </w:t>
-      </w:r>
-      <w:r>
-        <w:t xml:space="preserve">streams and only works if both order their fills identically.</w:t>
-      </w:r>
-    </w:p>
-    <w:p>
-      <w:pPr>
-        <w:pStyle w:val="Compact"/>
-        <w:numPr>
-          <w:ilvl w:val="0"/>
-          <w:numId w:val="1005"/>
-        </w:numPr>
-      </w:pPr>
-      <w:r>
-        <w:rPr>
-          <w:b/>
-          <w:bCs/>
-        </w:rPr>
-        <w:t xml:space="preserve">MARKET orders are IOC</w:t>
-      </w:r>
-      <w:r>
-        <w:t xml:space="preserve">: emit Fills for what fills, then</w:t>
-      </w:r>
-      <w:r>
-        <w:t xml:space="preserve"> </w:t>
-      </w:r>
-      <w:r>
-        <w:rPr>
-          <w:b/>
-          <w:bCs/>
-        </w:rPr>
-        <w:t xml:space="preserve">one</w:t>
-      </w:r>
-      <w:r>
-        <w:t xml:space="preserve"> </w:t>
-      </w:r>
-      <w:r>
-        <w:t xml:space="preserve">Reject</w:t>
-      </w:r>
-      <w:r>
-        <w:t xml:space="preserve"> </w:t>
-      </w:r>
-      <w:r>
-        <w:t xml:space="preserve">(</w:t>
-      </w:r>
-      <w:r>
-        <w:rPr>
-          <w:rStyle w:val="VerbatimChar"/>
-        </w:rPr>
-        <w:t xml:space="preserve">MARKET_INSUFFICIENT_LIQUIDITY</w:t>
-      </w:r>
-      <w:r>
-        <w:t xml:space="preserve">) for residual qty.</w:t>
-      </w:r>
-    </w:p>
-    <w:p>
-      <w:pPr>
-        <w:pStyle w:val="Compact"/>
-        <w:numPr>
-          <w:ilvl w:val="0"/>
-          <w:numId w:val="1005"/>
-        </w:numPr>
-      </w:pPr>
-      <w:r>
-        <w:rPr>
-          <w:b/>
-          <w:bCs/>
-        </w:rPr>
-        <w:t xml:space="preserve">Engine</w:t>
-      </w:r>
-      <w:r>
-        <w:rPr>
-          <w:b/>
-          <w:bCs/>
-        </w:rPr>
-        <w:t xml:space="preserve"> </w:t>
-      </w:r>
-      <w:r>
-        <w:rPr>
-          <w:rStyle w:val="VerbatimChar"/>
-          <w:b/>
-          <w:bCs/>
-        </w:rPr>
-        <w:t xml:space="preserve">seq</w:t>
-      </w:r>
-      <w:r>
-        <w:rPr>
-          <w:b/>
-          <w:bCs/>
-        </w:rPr>
-        <w:t xml:space="preserve"> </w:t>
-      </w:r>
-      <w:r>
-        <w:rPr>
-          <w:b/>
-          <w:bCs/>
-        </w:rPr>
-        <w:t xml:space="preserve">is monotonic, global, never reset</w:t>
-      </w:r>
-      <w:r>
-        <w:t xml:space="preserve"> </w:t>
-      </w:r>
-      <w:r>
-        <w:t xml:space="preserve">— gaps mean the engine</w:t>
-      </w:r>
-      <w:r>
-        <w:t xml:space="preserve"> </w:t>
-      </w:r>
-      <w:r>
-        <w:t xml:space="preserve">dropped a message.</w:t>
-      </w:r>
-    </w:p>
-    <w:p>
-      <w:r>
-        <w:pict>
-          <v:rect style="width:0;height:1.5pt" o:hralign="center" o:hrstd="t" o:hr="t"/>
-        </w:pict>
-      </w:r>
-    </w:p>
-    <w:bookmarkEnd w:id="28"/>
-    <w:bookmarkEnd w:id="29"/>
-    <w:bookmarkStart w:id="33" w:name="X244517fcbe947592eb2418c06bd89d14e25adc8"/>
-    <w:p>
-      <w:pPr>
-        <w:pStyle w:val="Heading2"/>
-      </w:pPr>
-      <w:r>
-        <w:t xml:space="preserve">6. LLD — Component 2a: Reference Matching Engine (</w:t>
-      </w:r>
-      <w:r>
-        <w:rPr>
-          <w:rStyle w:val="VerbatimChar"/>
-        </w:rPr>
-        <w:t xml:space="preserve">order_book.h</w:t>
-      </w:r>
-      <w:r>
-        <w:t xml:space="preserve">)</w:t>
-      </w:r>
-    </w:p>
-    <w:p>
-      <w:pPr>
-        <w:pStyle w:val="FirstParagraph"/>
-      </w:pPr>
-      <w:r>
-        <w:t xml:space="preserve">The gold standard every contestant is diffed against. Header-only so the offline</w:t>
-      </w:r>
-      <w:r>
-        <w:t xml:space="preserve"> </w:t>
-      </w:r>
-      <w:r>
-        <w:t xml:space="preserve">replay CLI and the in-sandbox TCP server share</w:t>
-      </w:r>
-      <w:r>
-        <w:t xml:space="preserve"> </w:t>
-      </w:r>
-      <w:r>
-        <w:rPr>
-          <w:i/>
-          <w:iCs/>
-        </w:rPr>
-        <w:t xml:space="preserve">identical</w:t>
-      </w:r>
-      <w:r>
-        <w:t xml:space="preserve"> </w:t>
-      </w:r>
-      <w:r>
-        <w:t xml:space="preserve">logic.</w:t>
-      </w:r>
-    </w:p>
-    <w:bookmarkStart w:id="30" w:name="X5714bc422eb07095ed2c79d4de484d14e5c09c4"/>
-    <w:p>
-      <w:pPr>
-        <w:pStyle w:val="Heading3"/>
-      </w:pPr>
-      <w:r>
-        <w:t xml:space="preserve">6.1 Four invariants (enforced by construction)</w:t>
       </w:r>
     </w:p>
     <w:p>
@@ -4080,19 +3839,47 @@
           <w:b/>
           <w:bCs/>
         </w:rPr>
-        <w:t xml:space="preserve">Single-writer per symbol</w:t>
-      </w:r>
-      <w:r>
-        <w:t xml:space="preserve"> </w:t>
-      </w:r>
-      <w:r>
-        <w:t xml:space="preserve">— one thread mutates one book; no locks on the</w:t>
-      </w:r>
-      <w:r>
-        <w:t xml:space="preserve"> </w:t>
-      </w:r>
-      <w:r>
-        <w:t xml:space="preserve">match path.</w:t>
+        <w:t xml:space="preserve">Fixed-point prices (</w:t>
+      </w:r>
+      <w:r>
+        <w:rPr>
+          <w:rStyle w:val="VerbatimChar"/>
+          <w:b/>
+          <w:bCs/>
+        </w:rPr>
+        <w:t xml:space="preserve">int64</w:t>
+      </w:r>
+      <w:r>
+        <w:rPr>
+          <w:b/>
+          <w:bCs/>
+        </w:rPr>
+        <w:t xml:space="preserve"> </w:t>
+      </w:r>
+      <w:r>
+        <w:rPr>
+          <w:b/>
+          <w:bCs/>
+        </w:rPr>
+        <w:t xml:space="preserve">ticks), never float.</w:t>
+      </w:r>
+      <w:r>
+        <w:t xml:space="preserve"> </w:t>
+      </w:r>
+      <w:r>
+        <w:t xml:space="preserve">Floating point is</w:t>
+      </w:r>
+      <w:r>
+        <w:t xml:space="preserve"> </w:t>
+      </w:r>
+      <w:r>
+        <w:t xml:space="preserve">non-deterministic across compilers/optimisation levels - fatal for a</w:t>
+      </w:r>
+      <w:r>
+        <w:t xml:space="preserve"> </w:t>
+      </w:r>
+      <w:r>
+        <w:t xml:space="preserve">byte-exact validator. Ticks make the gold standard reproducible.</w:t>
       </w:r>
     </w:p>
     <w:p>
@@ -4105,37 +3892,31 @@
       </w:pPr>
       <w:r>
         <w:rPr>
-          <w:b/>
-          <w:bCs/>
-        </w:rPr>
-        <w:t xml:space="preserve">Deterministic</w:t>
-      </w:r>
-      <w:r>
-        <w:t xml:space="preserve"> </w:t>
-      </w:r>
-      <w:r>
-        <w:t xml:space="preserve">— same input → byte-identical output, every run. Critical</w:t>
-      </w:r>
-      <w:r>
-        <w:t xml:space="preserve"> </w:t>
-      </w:r>
-      <w:r>
-        <w:t xml:space="preserve">detail:</w:t>
-      </w:r>
-      <w:r>
-        <w:t xml:space="preserve"> </w:t>
-      </w:r>
-      <w:r>
-        <w:rPr>
           <w:rStyle w:val="VerbatimChar"/>
-        </w:rPr>
-        <w:t xml:space="preserve">by_id_</w:t>
-      </w:r>
-      <w:r>
-        <w:t xml:space="preserve"> </w:t>
-      </w:r>
-      <w:r>
-        <w:t xml:space="preserve">(the</w:t>
+          <w:b/>
+          <w:bCs/>
+        </w:rPr>
+        <w:t xml:space="preserve">seq</w:t>
+      </w:r>
+      <w:r>
+        <w:rPr>
+          <w:b/>
+          <w:bCs/>
+        </w:rPr>
+        <w:t xml:space="preserve"> </w:t>
+      </w:r>
+      <w:r>
+        <w:rPr>
+          <w:b/>
+          <w:bCs/>
+        </w:rPr>
+        <w:t xml:space="preserve">is the latency join key.</w:t>
+      </w:r>
+      <w:r>
+        <w:t xml:space="preserve"> </w:t>
+      </w:r>
+      <w:r>
+        <w:t xml:space="preserve">Latency for an order =</w:t>
       </w:r>
       <w:r>
         <w:t xml:space="preserve"> </w:t>
@@ -4144,46 +3925,41 @@
         <w:rPr>
           <w:rStyle w:val="VerbatimChar"/>
         </w:rPr>
-        <w:t xml:space="preserve">unordered_map</w:t>
-      </w:r>
-      <w:r>
-        <w:t xml:space="preserve"> </w:t>
-      </w:r>
-      <w:r>
-        <w:t xml:space="preserve">for O(1) cancel lookup) is</w:t>
-      </w:r>
-      <w:r>
-        <w:t xml:space="preserve"> </w:t>
-      </w:r>
-      <w:r>
-        <w:rPr>
-          <w:b/>
-          <w:bCs/>
-        </w:rPr>
-        <w:t xml:space="preserve">never</w:t>
-      </w:r>
-      <w:r>
-        <w:rPr>
-          <w:b/>
-          <w:bCs/>
-        </w:rPr>
-        <w:t xml:space="preserve"> </w:t>
-      </w:r>
-      <w:r>
-        <w:rPr>
-          <w:b/>
-          <w:bCs/>
-        </w:rPr>
-        <w:t xml:space="preserve">iterated</w:t>
-      </w:r>
-      <w:r>
-        <w:t xml:space="preserve">, because hash iteration order is implementation-defined and would</w:t>
-      </w:r>
-      <w:r>
-        <w:t xml:space="preserve"> </w:t>
-      </w:r>
-      <w:r>
-        <w:t xml:space="preserve">break determinism. Find/insert/erase only.</w:t>
+        <w:t xml:space="preserve">ack.timestamp_ns − NewOrder.timestamp_ns</w:t>
+      </w:r>
+      <w:r>
+        <w:t xml:space="preserve"> </w:t>
+      </w:r>
+      <w:r>
+        <w:t xml:space="preserve">for the same</w:t>
+      </w:r>
+      <w:r>
+        <w:t xml:space="preserve"> </w:t>
+      </w:r>
+      <w:r>
+        <w:rPr>
+          <w:rStyle w:val="VerbatimChar"/>
+        </w:rPr>
+        <w:t xml:space="preserve">seq</w:t>
+      </w:r>
+      <w:r>
+        <w:t xml:space="preserve">. One field, one</w:t>
+      </w:r>
+      <w:r>
+        <w:t xml:space="preserve"> </w:t>
+      </w:r>
+      <w:r>
+        <w:t xml:space="preserve">join, no ambiguity.</w:t>
+      </w:r>
+    </w:p>
+    <w:bookmarkEnd w:id="27"/>
+    <w:bookmarkStart w:id="28" w:name="X54b1150dc55de98c2b8e143b1129c35f7770730"/>
+    <w:p>
+      <w:pPr>
+        <w:pStyle w:val="Heading3"/>
+      </w:pPr>
+      <w:r>
+        <w:t xml:space="preserve">5.3 Contract invariants that the validator depends on</w:t>
       </w:r>
     </w:p>
     <w:p>
@@ -4191,7 +3967,7 @@
         <w:pStyle w:val="Compact"/>
         <w:numPr>
           <w:ilvl w:val="0"/>
-          <w:numId w:val="1006"/>
+          <w:numId w:val="1007"/>
         </w:numPr>
       </w:pPr>
       <w:r>
@@ -4199,55 +3975,35 @@
           <w:b/>
           <w:bCs/>
         </w:rPr>
-        <w:t xml:space="preserve">Price-time priority</w:t>
-      </w:r>
-      <w:r>
-        <w:t xml:space="preserve"> </w:t>
-      </w:r>
-      <w:r>
-        <w:t xml:space="preserve">—</w:t>
-      </w:r>
-      <w:r>
-        <w:t xml:space="preserve"> </w:t>
-      </w:r>
-      <w:r>
-        <w:rPr>
-          <w:rStyle w:val="VerbatimChar"/>
-        </w:rPr>
-        <w:t xml:space="preserve">std::vector&lt;PriceLevel&gt;</w:t>
-      </w:r>
-      <w:r>
-        <w:t xml:space="preserve"> </w:t>
-      </w:r>
-      <w:r>
-        <w:t xml:space="preserve">indexed by price tick;</w:t>
-      </w:r>
-      <w:r>
-        <w:t xml:space="preserve"> </w:t>
-      </w:r>
-      <w:r>
-        <w:t xml:space="preserve">each level is a</w:t>
-      </w:r>
-      <w:r>
-        <w:t xml:space="preserve"> </w:t>
-      </w:r>
-      <w:r>
-        <w:rPr>
-          <w:rStyle w:val="VerbatimChar"/>
-        </w:rPr>
-        <w:t xml:space="preserve">std::list&lt;RestingOrder&gt;</w:t>
-      </w:r>
-      <w:r>
-        <w:t xml:space="preserve"> </w:t>
-      </w:r>
-      <w:r>
-        <w:t xml:space="preserve">(FIFO). Match walks the front of the</w:t>
-      </w:r>
-      <w:r>
-        <w:t xml:space="preserve"> </w:t>
-      </w:r>
-      <w:r>
-        <w:t xml:space="preserve">best level.</w:t>
+        <w:t xml:space="preserve">Maker Fill emitted before Taker Fill</w:t>
+      </w:r>
+      <w:r>
+        <w:t xml:space="preserve"> </w:t>
+      </w:r>
+      <w:r>
+        <w:t xml:space="preserve">on every match event. This is</w:t>
+      </w:r>
+      <w:r>
+        <w:t xml:space="preserve"> </w:t>
+      </w:r>
+      <w:r>
+        <w:rPr>
+          <w:i/>
+          <w:iCs/>
+        </w:rPr>
+        <w:t xml:space="preserve">contract, not convention</w:t>
+      </w:r>
+      <w:r>
+        <w:t xml:space="preserve"> </w:t>
+      </w:r>
+      <w:r>
+        <w:t xml:space="preserve">- the byte-exact diff aligns two engines' output</w:t>
+      </w:r>
+      <w:r>
+        <w:t xml:space="preserve"> </w:t>
+      </w:r>
+      <w:r>
+        <w:t xml:space="preserve">streams and only works if both order their fills identically.</w:t>
       </w:r>
     </w:p>
     <w:p>
@@ -4255,7 +4011,7 @@
         <w:pStyle w:val="Compact"/>
         <w:numPr>
           <w:ilvl w:val="0"/>
-          <w:numId w:val="1006"/>
+          <w:numId w:val="1007"/>
         </w:numPr>
       </w:pPr>
       <w:r>
@@ -4263,13 +4019,369 @@
           <w:b/>
           <w:bCs/>
         </w:rPr>
+        <w:t xml:space="preserve">MARKET orders are IOC</w:t>
+      </w:r>
+      <w:r>
+        <w:t xml:space="preserve">: emit Fills for what fills, then</w:t>
+      </w:r>
+      <w:r>
+        <w:t xml:space="preserve"> </w:t>
+      </w:r>
+      <w:r>
+        <w:rPr>
+          <w:b/>
+          <w:bCs/>
+        </w:rPr>
+        <w:t xml:space="preserve">one</w:t>
+      </w:r>
+      <w:r>
+        <w:t xml:space="preserve"> </w:t>
+      </w:r>
+      <w:r>
+        <w:t xml:space="preserve">Reject</w:t>
+      </w:r>
+      <w:r>
+        <w:t xml:space="preserve"> </w:t>
+      </w:r>
+      <w:r>
+        <w:t xml:space="preserve">(</w:t>
+      </w:r>
+      <w:r>
+        <w:rPr>
+          <w:rStyle w:val="VerbatimChar"/>
+        </w:rPr>
+        <w:t xml:space="preserve">MARKET_INSUFFICIENT_LIQUIDITY</w:t>
+      </w:r>
+      <w:r>
+        <w:t xml:space="preserve">) for residual qty.</w:t>
+      </w:r>
+    </w:p>
+    <w:p>
+      <w:pPr>
+        <w:pStyle w:val="Compact"/>
+        <w:numPr>
+          <w:ilvl w:val="0"/>
+          <w:numId w:val="1007"/>
+        </w:numPr>
+      </w:pPr>
+      <w:r>
+        <w:rPr>
+          <w:b/>
+          <w:bCs/>
+        </w:rPr>
+        <w:t xml:space="preserve">Engine</w:t>
+      </w:r>
+      <w:r>
+        <w:rPr>
+          <w:b/>
+          <w:bCs/>
+        </w:rPr>
+        <w:t xml:space="preserve"> </w:t>
+      </w:r>
+      <w:r>
+        <w:rPr>
+          <w:rStyle w:val="VerbatimChar"/>
+          <w:b/>
+          <w:bCs/>
+        </w:rPr>
+        <w:t xml:space="preserve">seq</w:t>
+      </w:r>
+      <w:r>
+        <w:rPr>
+          <w:b/>
+          <w:bCs/>
+        </w:rPr>
+        <w:t xml:space="preserve"> </w:t>
+      </w:r>
+      <w:r>
+        <w:rPr>
+          <w:b/>
+          <w:bCs/>
+        </w:rPr>
+        <w:t xml:space="preserve">is monotonic, global, never reset</w:t>
+      </w:r>
+      <w:r>
+        <w:t xml:space="preserve"> </w:t>
+      </w:r>
+      <w:r>
+        <w:t xml:space="preserve">- gaps mean the engine</w:t>
+      </w:r>
+      <w:r>
+        <w:t xml:space="preserve"> </w:t>
+      </w:r>
+      <w:r>
+        <w:t xml:space="preserve">dropped a message.</w:t>
+      </w:r>
+    </w:p>
+    <w:p>
+      <w:r>
+        <w:pict>
+          <v:rect style="width:0;height:1.5pt" o:hralign="center" o:hrstd="t" o:hr="t"/>
+        </w:pict>
+      </w:r>
+    </w:p>
+    <w:bookmarkEnd w:id="28"/>
+    <w:bookmarkEnd w:id="29"/>
+    <w:bookmarkStart w:id="33" w:name="X995355bccc594584ae71f9f3ba206a75ce36cde"/>
+    <w:p>
+      <w:pPr>
+        <w:pStyle w:val="Heading2"/>
+      </w:pPr>
+      <w:r>
+        <w:t xml:space="preserve">6. LLD: Component 2a: Reference Matching Engine (</w:t>
+      </w:r>
+      <w:r>
+        <w:rPr>
+          <w:rStyle w:val="VerbatimChar"/>
+        </w:rPr>
+        <w:t xml:space="preserve">order_book.h</w:t>
+      </w:r>
+      <w:r>
+        <w:t xml:space="preserve">)</w:t>
+      </w:r>
+    </w:p>
+    <w:p>
+      <w:pPr>
+        <w:pStyle w:val="FirstParagraph"/>
+      </w:pPr>
+      <w:r>
+        <w:t xml:space="preserve">The gold standard every contestant is diffed against. Header-only so the offline</w:t>
+      </w:r>
+      <w:r>
+        <w:t xml:space="preserve"> </w:t>
+      </w:r>
+      <w:r>
+        <w:t xml:space="preserve">replay CLI and the in-sandbox TCP server share</w:t>
+      </w:r>
+      <w:r>
+        <w:t xml:space="preserve"> </w:t>
+      </w:r>
+      <w:r>
+        <w:rPr>
+          <w:i/>
+          <w:iCs/>
+        </w:rPr>
+        <w:t xml:space="preserve">identical</w:t>
+      </w:r>
+      <w:r>
+        <w:t xml:space="preserve"> </w:t>
+      </w:r>
+      <w:r>
+        <w:t xml:space="preserve">logic.</w:t>
+      </w:r>
+    </w:p>
+    <w:bookmarkStart w:id="30" w:name="X5714bc422eb07095ed2c79d4de484d14e5c09c4"/>
+    <w:p>
+      <w:pPr>
+        <w:pStyle w:val="Heading3"/>
+      </w:pPr>
+      <w:r>
+        <w:t xml:space="preserve">6.1 Four invariants (enforced by construction)</w:t>
+      </w:r>
+    </w:p>
+    <w:p>
+      <w:pPr>
+        <w:pStyle w:val="Compact"/>
+        <w:numPr>
+          <w:ilvl w:val="0"/>
+          <w:numId w:val="1008"/>
+        </w:numPr>
+      </w:pPr>
+      <w:r>
+        <w:rPr>
+          <w:b/>
+          <w:bCs/>
+        </w:rPr>
+        <w:t xml:space="preserve">Single-writer per symbol</w:t>
+      </w:r>
+      <w:r>
+        <w:t xml:space="preserve"> </w:t>
+      </w:r>
+      <w:r>
+        <w:t xml:space="preserve">- one thread mutates one book; no locks on the</w:t>
+      </w:r>
+      <w:r>
+        <w:t xml:space="preserve"> </w:t>
+      </w:r>
+      <w:r>
+        <w:t xml:space="preserve">match path.</w:t>
+      </w:r>
+    </w:p>
+    <w:p>
+      <w:pPr>
+        <w:pStyle w:val="Compact"/>
+        <w:numPr>
+          <w:ilvl w:val="0"/>
+          <w:numId w:val="1008"/>
+        </w:numPr>
+      </w:pPr>
+      <w:r>
+        <w:rPr>
+          <w:b/>
+          <w:bCs/>
+        </w:rPr>
+        <w:t xml:space="preserve">Deterministic</w:t>
+      </w:r>
+      <w:r>
+        <w:t xml:space="preserve"> </w:t>
+      </w:r>
+      <w:r>
+        <w:t xml:space="preserve">- the same input produces byte-identical output on every run.</w:t>
+      </w:r>
+      <w:r>
+        <w:t xml:space="preserve"> </w:t>
+      </w:r>
+      <w:r>
+        <w:t xml:space="preserve">Critical detail:</w:t>
+      </w:r>
+      <w:r>
+        <w:t xml:space="preserve"> </w:t>
+      </w:r>
+      <w:r>
+        <w:rPr>
+          <w:rStyle w:val="VerbatimChar"/>
+        </w:rPr>
+        <w:t xml:space="preserve">by_id_</w:t>
+      </w:r>
+      <w:r>
+        <w:t xml:space="preserve"> </w:t>
+      </w:r>
+      <w:r>
+        <w:t xml:space="preserve">(the</w:t>
+      </w:r>
+      <w:r>
+        <w:t xml:space="preserve"> </w:t>
+      </w:r>
+      <w:r>
+        <w:rPr>
+          <w:rStyle w:val="VerbatimChar"/>
+        </w:rPr>
+        <w:t xml:space="preserve">unordered_map</w:t>
+      </w:r>
+      <w:r>
+        <w:t xml:space="preserve"> </w:t>
+      </w:r>
+      <w:r>
+        <w:t xml:space="preserve">for O(1) cancel lookup) is</w:t>
+      </w:r>
+      <w:r>
+        <w:t xml:space="preserve"> </w:t>
+      </w:r>
+      <w:r>
+        <w:rPr>
+          <w:b/>
+          <w:bCs/>
+        </w:rPr>
+        <w:t xml:space="preserve">never</w:t>
+      </w:r>
+      <w:r>
+        <w:rPr>
+          <w:b/>
+          <w:bCs/>
+        </w:rPr>
+        <w:t xml:space="preserve"> </w:t>
+      </w:r>
+      <w:r>
+        <w:rPr>
+          <w:b/>
+          <w:bCs/>
+        </w:rPr>
+        <w:t xml:space="preserve">iterated</w:t>
+      </w:r>
+      <w:r>
+        <w:t xml:space="preserve">, because hash iteration order is implementation-defined and would</w:t>
+      </w:r>
+      <w:r>
+        <w:t xml:space="preserve"> </w:t>
+      </w:r>
+      <w:r>
+        <w:t xml:space="preserve">break determinism. Find, insert, and erase only.</w:t>
+      </w:r>
+    </w:p>
+    <w:p>
+      <w:pPr>
+        <w:pStyle w:val="Compact"/>
+        <w:numPr>
+          <w:ilvl w:val="0"/>
+          <w:numId w:val="1008"/>
+        </w:numPr>
+      </w:pPr>
+      <w:r>
+        <w:rPr>
+          <w:b/>
+          <w:bCs/>
+        </w:rPr>
+        <w:t xml:space="preserve">Price-time priority</w:t>
+      </w:r>
+      <w:r>
+        <w:t xml:space="preserve"> </w:t>
+      </w:r>
+      <w:r>
+        <w:t xml:space="preserve">-</w:t>
+      </w:r>
+      <w:r>
+        <w:t xml:space="preserve"> </w:t>
+      </w:r>
+      <w:r>
+        <w:rPr>
+          <w:rStyle w:val="VerbatimChar"/>
+        </w:rPr>
+        <w:t xml:space="preserve">std::vector&lt;PriceLevel&gt;</w:t>
+      </w:r>
+      <w:r>
+        <w:t xml:space="preserve"> </w:t>
+      </w:r>
+      <w:r>
+        <w:t xml:space="preserve">indexed by price tick;</w:t>
+      </w:r>
+      <w:r>
+        <w:t xml:space="preserve"> </w:t>
+      </w:r>
+      <w:r>
+        <w:t xml:space="preserve">each level is a</w:t>
+      </w:r>
+      <w:r>
+        <w:t xml:space="preserve"> </w:t>
+      </w:r>
+      <w:r>
+        <w:rPr>
+          <w:rStyle w:val="VerbatimChar"/>
+        </w:rPr>
+        <w:t xml:space="preserve">std::list&lt;RestingOrder&gt;</w:t>
+      </w:r>
+      <w:r>
+        <w:t xml:space="preserve"> </w:t>
+      </w:r>
+      <w:r>
+        <w:t xml:space="preserve">(FIFO). Match walks the front of the</w:t>
+      </w:r>
+      <w:r>
+        <w:t xml:space="preserve"> </w:t>
+      </w:r>
+      <w:r>
+        <w:t xml:space="preserve">best level.</w:t>
+      </w:r>
+    </w:p>
+    <w:p>
+      <w:pPr>
+        <w:pStyle w:val="Compact"/>
+        <w:numPr>
+          <w:ilvl w:val="0"/>
+          <w:numId w:val="1008"/>
+        </w:numPr>
+      </w:pPr>
+      <w:r>
+        <w:rPr>
+          <w:b/>
+          <w:bCs/>
+        </w:rPr>
         <w:t xml:space="preserve">Maker-before-taker fill emission</w:t>
       </w:r>
       <w:r>
         <w:t xml:space="preserve"> </w:t>
       </w:r>
       <w:r>
-        <w:t xml:space="preserve">— per §5.3, a contract invariant.</w:t>
+        <w:t xml:space="preserve">- per §5.3, a contract invariant.</w:t>
       </w:r>
     </w:p>
     <w:bookmarkEnd w:id="30"/>
@@ -4374,18 +4486,18 @@
               <w:pStyle w:val="Compact"/>
             </w:pPr>
             <w:r>
-              <w:t xml:space="preserve">O(1) price→level; cache-friendly</w:t>
-            </w:r>
-          </w:p>
-        </w:tc>
-        <w:tc>
-          <w:tcPr/>
-          <w:p>
-            <w:pPr>
-              <w:pStyle w:val="Compact"/>
-            </w:pPr>
-            <w:r>
-              <w:t xml:space="preserve">Memory for the full ladder — fine for a benchmark with a bounded tick range</w:t>
+              <w:t xml:space="preserve">O(1) price to level; cache-friendly</w:t>
+            </w:r>
+          </w:p>
+        </w:tc>
+        <w:tc>
+          <w:tcPr/>
+          <w:p>
+            <w:pPr>
+              <w:pStyle w:val="Compact"/>
+            </w:pPr>
+            <w:r>
+              <w:t xml:space="preserve">Memory for the full ladder - fine for a benchmark with a bounded tick range</w:t>
             </w:r>
           </w:p>
         </w:tc>
@@ -4429,7 +4541,7 @@
               <w:pStyle w:val="Compact"/>
             </w:pPr>
             <w:r>
-              <w:t xml:space="preserve">Pointer-chasing per match — acceptable; the reference engine is the</w:t>
+              <w:t xml:space="preserve">Pointer-chasing per match - acceptable; the reference engine is the</w:t>
             </w:r>
             <w:r>
               <w:t xml:space="preserve"> </w:t>
@@ -4461,7 +4573,7 @@
               <w:rPr>
                 <w:rStyle w:val="VerbatimChar"/>
               </w:rPr>
-              <w:t xml:space="preserve">unordered_map&lt;seq → {price_idx, list_iterator}&gt;</w:t>
+              <w:t xml:space="preserve">unordered_map&lt;seq, {price_idx, list_iterator}&gt;</w:t>
             </w:r>
           </w:p>
         </w:tc>
@@ -4483,7 +4595,7 @@
               <w:pStyle w:val="Compact"/>
             </w:pPr>
             <w:r>
-              <w:t xml:space="preserve">Must never be iterated (determinism) — enforced &amp; documented</w:t>
+              <w:t xml:space="preserve">Must never be iterated (determinism) - enforced and documented</w:t>
             </w:r>
           </w:p>
         </w:tc>
@@ -4606,7 +4718,7 @@
         <w:t xml:space="preserve"> </w:t>
       </w:r>
       <w:r>
-        <w:t xml:space="preserve">message on both sides. No heuristics, no thresholds — either the bytes match or</w:t>
+        <w:t xml:space="preserve">message on both sides. No heuristics, no thresholds - either the bytes match or</w:t>
       </w:r>
       <w:r>
         <w:t xml:space="preserve"> </w:t>
@@ -4639,7 +4751,7 @@
         <w:t xml:space="preserve"> </w:t>
       </w:r>
       <w:r>
-        <w:t xml:space="preserve">instead of FIFO — a price-time-priority violation that exchanges have shipped to</w:t>
+        <w:t xml:space="preserve">instead of FIFO - a price-time-priority violation that exchanges have shipped to</w:t>
       </w:r>
       <w:r>
         <w:t xml:space="preserve"> </w:t>
@@ -4687,7 +4799,7 @@
         <w:rPr>
           <w:rStyle w:val="VerbatimChar"/>
         </w:rPr>
-        <w:t xml:space="preserve">  A: message #7 (msg_type=4 Fill, engine_seq=7, order_seq=1)  ← oldest order (correct)</w:t>
+        <w:t xml:space="preserve">  A: message #7 (Fill, engine_seq=7, order_seq=1)   [oldest order matched - correct]</w:t>
       </w:r>
       <w:r>
         <w:br/>
@@ -4696,7 +4808,7 @@
         <w:rPr>
           <w:rStyle w:val="VerbatimChar"/>
         </w:rPr>
-        <w:t xml:space="preserve">  B: message #7 (msg_type=4 Fill, engine_seq=7, order_seq=5)  ← newest order (bug)</w:t>
+        <w:t xml:space="preserve">  B: message #7 (Fill, engine_seq=7, order_seq=5)   [newest order matched - the bug]</w:t>
       </w:r>
     </w:p>
     <w:p>
@@ -4708,13 +4820,13 @@
     </w:p>
     <w:bookmarkEnd w:id="32"/>
     <w:bookmarkEnd w:id="33"/>
-    <w:bookmarkStart w:id="39" w:name="Xf9fb98d8e94b13f0c1e44a3a783fb4afe128cb5"/>
+    <w:bookmarkStart w:id="39" w:name="Xa6be1c8ea5ae7f17b623ef643dd3f52b2c165e5"/>
     <w:p>
       <w:pPr>
         <w:pStyle w:val="Heading2"/>
       </w:pPr>
       <w:r>
-        <w:t xml:space="preserve">7. LLD — Component 2b: Bot Fleet + Telemetry (</w:t>
+        <w:t xml:space="preserve">7. LLD: Component 2b: Bot Fleet + Telemetry (</w:t>
       </w:r>
       <w:r>
         <w:rPr>
@@ -4723,7 +4835,7 @@
         <w:t xml:space="preserve">bot.cpp</w:t>
       </w:r>
       <w:r>
-        <w:t xml:space="preserve">) — the centrepiece</w:t>
+        <w:t xml:space="preserve">): the centerpiece</w:t>
       </w:r>
     </w:p>
     <w:p>
@@ -4784,7 +4896,7 @@
         <w:pStyle w:val="Compact"/>
         <w:numPr>
           <w:ilvl w:val="0"/>
-          <w:numId w:val="1007"/>
+          <w:numId w:val="1009"/>
         </w:numPr>
       </w:pPr>
       <w:r>
@@ -4852,7 +4964,7 @@
         <w:pStyle w:val="Compact"/>
         <w:numPr>
           <w:ilvl w:val="0"/>
-          <w:numId w:val="1007"/>
+          <w:numId w:val="1009"/>
         </w:numPr>
       </w:pPr>
       <w:r>
@@ -4908,7 +5020,7 @@
         <w:pStyle w:val="Compact"/>
         <w:numPr>
           <w:ilvl w:val="0"/>
-          <w:numId w:val="1007"/>
+          <w:numId w:val="1009"/>
         </w:numPr>
       </w:pPr>
       <w:r>
@@ -4954,7 +5066,7 @@
         <w:pStyle w:val="Compact"/>
         <w:numPr>
           <w:ilvl w:val="0"/>
-          <w:numId w:val="1007"/>
+          <w:numId w:val="1009"/>
         </w:numPr>
       </w:pPr>
       <w:r>
@@ -5029,7 +5141,7 @@
         <w:t xml:space="preserve"> </w:t>
       </w:r>
       <w:r>
-        <w:t xml:space="preserve">asserted. (See §11.4 for the verified 35× gap.)</w:t>
+        <w:t xml:space="preserve">asserted. (See §11.4 for the verified 35x gap.)</w:t>
       </w:r>
     </w:p>
     <w:bookmarkEnd w:id="34"/>
@@ -5117,7 +5229,7 @@
               <w:pStyle w:val="Compact"/>
             </w:pPr>
             <w:r>
-              <w:t xml:space="preserve">Without it the scheduler ping-pongs workers across cores → ~1 ms preemption jitter pollutes p99. With it, only</w:t>
+              <w:t xml:space="preserve">Without it the scheduler ping-pongs workers across cores, causing roughly 1 ms of preemption jitter that pollutes p99. With it, only</w:t>
             </w:r>
             <w:r>
               <w:t xml:space="preserve"> </w:t>
@@ -5133,7 +5245,7 @@
               <w:t xml:space="preserve"> </w:t>
             </w:r>
             <w:r>
-              <w:t xml:space="preserve">stalls are visible. macOS lacks this API — the bot detects it and degrades gracefully (documented).</w:t>
+              <w:t xml:space="preserve">stalls are visible. macOS lacks this API, so the bot detects it and degrades gracefully (documented).</w:t>
             </w:r>
           </w:p>
         </w:tc>
@@ -5247,7 +5359,7 @@
               <w:pStyle w:val="Compact"/>
             </w:pPr>
             <w:r>
-              <w:t xml:space="preserve">Kernel spins on the NIC RX queue instead of waiting for IRQ wakeup — documented 5–20 µs win.</w:t>
+              <w:t xml:space="preserve">Kernel spins on the NIC RX queue instead of waiting for IRQ wakeup - documented 5-20 µs win.</w:t>
             </w:r>
             <w:r>
               <w:t xml:space="preserve"> </w:t>
@@ -5424,7 +5536,7 @@
               <w:t xml:space="preserve"> </w:t>
             </w:r>
             <w:r>
-              <w:t xml:space="preserve">— merging per-thread histograms with</w:t>
+              <w:t xml:space="preserve">- merging per-thread histograms with</w:t>
             </w:r>
             <w:r>
               <w:t xml:space="preserve"> </w:t>
@@ -5547,7 +5659,7 @@
         <w:t xml:space="preserve"> </w:t>
       </w:r>
       <w:r>
-        <w:t xml:space="preserve">and exits non-zero — so the leaderboard can</w:t>
+        <w:t xml:space="preserve">and exits non-zero - so the leaderboard can</w:t>
       </w:r>
       <w:r>
         <w:t xml:space="preserve"> </w:t>
@@ -5678,7 +5790,7 @@
         <w:t xml:space="preserve"> </w:t>
       </w:r>
       <w:r>
-        <w:t xml:space="preserve">(~10 k/s/bot) the saving is microscopic and we say so — this exists to</w:t>
+        <w:t xml:space="preserve">(~10 k/s/bot) the saving is microscopic and we say so - this exists to</w:t>
       </w:r>
       <w:r>
         <w:t xml:space="preserve"> </w:t>
@@ -5750,7 +5862,7 @@
         <w:pStyle w:val="Compact"/>
         <w:numPr>
           <w:ilvl w:val="0"/>
-          <w:numId w:val="1008"/>
+          <w:numId w:val="1010"/>
         </w:numPr>
       </w:pPr>
       <w:r>
@@ -5763,7 +5875,7 @@
         <w:t xml:space="preserve"> </w:t>
       </w:r>
       <w:r>
-        <w:t xml:space="preserve">(clean peer close) detected → no 100%-CPU infinite spin if an</w:t>
+        <w:t xml:space="preserve">(clean peer close) detected to no 100%-CPU infinite spin if an</w:t>
       </w:r>
       <w:r>
         <w:t xml:space="preserve"> </w:t>
@@ -5777,7 +5889,7 @@
         <w:pStyle w:val="Compact"/>
         <w:numPr>
           <w:ilvl w:val="0"/>
-          <w:numId w:val="1008"/>
+          <w:numId w:val="1010"/>
         </w:numPr>
       </w:pPr>
       <w:r>
@@ -5816,7 +5928,7 @@
         <w:pStyle w:val="Compact"/>
         <w:numPr>
           <w:ilvl w:val="0"/>
-          <w:numId w:val="1008"/>
+          <w:numId w:val="1010"/>
         </w:numPr>
       </w:pPr>
       <w:r>
@@ -5835,7 +5947,7 @@
         <w:t xml:space="preserve"> </w:t>
       </w:r>
       <w:r>
-        <w:t xml:space="preserve">spikes from the histograms (throughput counters unaffected) — standard</w:t>
+        <w:t xml:space="preserve">spikes from the histograms (throughput counters unaffected) - standard</w:t>
       </w:r>
       <w:r>
         <w:t xml:space="preserve"> </w:t>
@@ -5862,13 +5974,13 @@
     </w:p>
     <w:bookmarkEnd w:id="38"/>
     <w:bookmarkEnd w:id="39"/>
-    <w:bookmarkStart w:id="44" w:name="X9fba3768a9765c47b59cf5ee62d786a5a9cd71a"/>
+    <w:bookmarkStart w:id="44" w:name="Xff9050e024036769d24a658f5764651de12329f"/>
     <w:p>
       <w:pPr>
         <w:pStyle w:val="Heading2"/>
       </w:pPr>
       <w:r>
-        <w:t xml:space="preserve">8. LLD — Component 3: Real-Time Leaderboard + Telemetry Gateway</w:t>
+        <w:t xml:space="preserve">8. LLD: Component 3: Real-Time Leaderboard + Telemetry Gateway</w:t>
       </w:r>
     </w:p>
     <w:bookmarkStart w:id="40" w:name="X800bb6b3850177306dba1bb1e5e2b7e4e2d4288"/>
@@ -5901,7 +6013,7 @@
         <w:t xml:space="preserve"> </w:t>
       </w:r>
       <w:r>
-        <w:t xml:space="preserve">— no averaging, no</w:t>
+        <w:t xml:space="preserve">- no averaging, no</w:t>
       </w:r>
       <w:r>
         <w:t xml:space="preserve"> </w:t>
@@ -6000,7 +6112,7 @@
         <w:t xml:space="preserve"> </w:t>
       </w:r>
       <w:r>
-        <w:t xml:space="preserve">— the frontend never changes.</w:t>
+        <w:t xml:space="preserve">- the frontend never changes.</w:t>
       </w:r>
     </w:p>
     <w:p>
@@ -6008,7 +6120,7 @@
         <w:pStyle w:val="Compact"/>
         <w:numPr>
           <w:ilvl w:val="0"/>
-          <w:numId w:val="1009"/>
+          <w:numId w:val="1011"/>
         </w:numPr>
       </w:pPr>
       <w:r>
@@ -6022,7 +6134,7 @@
         <w:t xml:space="preserve"> </w:t>
       </w:r>
       <w:r>
-        <w:t xml:space="preserve">mirrored server-side (80 log-spaced buckets, 500 ns–500 ms) so</w:t>
+        <w:t xml:space="preserve">mirrored server-side (80 log-spaced buckets, 500 ns-500 ms) so</w:t>
       </w:r>
       <w:r>
         <w:t xml:space="preserve"> </w:t>
@@ -6052,7 +6164,7 @@
         <w:pStyle w:val="Compact"/>
         <w:numPr>
           <w:ilvl w:val="0"/>
-          <w:numId w:val="1009"/>
+          <w:numId w:val="1011"/>
         </w:numPr>
       </w:pPr>
       <w:r>
@@ -6069,7 +6181,7 @@
         <w:rPr>
           <w:rStyle w:val="VerbatimChar"/>
         </w:rPr>
-        <w:t xml:space="preserve">score = 0.40·latency + 0.30·throughput + 0.30·correctness</w:t>
+        <w:t xml:space="preserve">score = 0.40*latency + 0.30*throughput + 0.30*correctness</w:t>
       </w:r>
       <w:r>
         <w:t xml:space="preserve">, min-max normalised</w:t>
@@ -6121,7 +6233,7 @@
         <w:t xml:space="preserve">invariant_violations &gt; 0</w:t>
       </w:r>
       <w:r>
-        <w:t xml:space="preserve">) caps the score —</w:t>
+        <w:t xml:space="preserve">) caps the score -</w:t>
       </w:r>
       <w:r>
         <w:t xml:space="preserve"> </w:t>
@@ -6145,7 +6257,7 @@
         <w:pStyle w:val="Compact"/>
         <w:numPr>
           <w:ilvl w:val="0"/>
-          <w:numId w:val="1009"/>
+          <w:numId w:val="1011"/>
         </w:numPr>
       </w:pPr>
       <w:r>
@@ -6153,7 +6265,7 @@
           <w:b/>
           <w:bCs/>
         </w:rPr>
-        <w:t xml:space="preserve">Integrity gate → exclusion before ranking.</w:t>
+        <w:t xml:space="preserve">Integrity gate to exclusion before ranking.</w:t>
       </w:r>
       <w:r>
         <w:t xml:space="preserve"> </w:t>
@@ -6178,7 +6290,7 @@
         <w:t xml:space="preserve">excluded</w:t>
       </w:r>
       <w:r>
-        <w:t xml:space="preserve">, not penalised — a filter, surfaced in</w:t>
+        <w:t xml:space="preserve">, not penalised - a filter, surfaced in</w:t>
       </w:r>
       <w:r>
         <w:t xml:space="preserve"> </w:t>
@@ -6192,7 +6304,7 @@
         <w:pStyle w:val="Compact"/>
         <w:numPr>
           <w:ilvl w:val="0"/>
-          <w:numId w:val="1009"/>
+          <w:numId w:val="1011"/>
         </w:numPr>
       </w:pPr>
       <w:r>
@@ -6236,7 +6348,7 @@
         <w:pStyle w:val="Compact"/>
         <w:numPr>
           <w:ilvl w:val="0"/>
-          <w:numId w:val="1009"/>
+          <w:numId w:val="1011"/>
         </w:numPr>
       </w:pPr>
       <w:r>
@@ -6247,7 +6359,7 @@
         <w:t xml:space="preserve">Delta streaming</w:t>
       </w:r>
       <w:r>
-        <w:t xml:space="preserve">: the gateway diffs each tick (cadence 1–5 s) and the UI</w:t>
+        <w:t xml:space="preserve">: the gateway diffs each tick (cadence 1-5 s) and the UI</w:t>
       </w:r>
       <w:r>
         <w:t xml:space="preserve"> </w:t>
@@ -6314,7 +6426,7 @@
         <w:t xml:space="preserve"> </w:t>
       </w:r>
       <w:r>
-        <w:t xml:space="preserve">falls back to mock —</w:t>
+        <w:t xml:space="preserve">falls back to mock -</w:t>
       </w:r>
       <w:r>
         <w:t xml:space="preserve"> </w:t>
@@ -6366,7 +6478,7 @@
         <w:t xml:space="preserve"> </w:t>
       </w:r>
       <w:r>
-        <w:t xml:space="preserve">this further — it self-hosts all JS libraries (no CDN dependency, so ad-blockers</w:t>
+        <w:t xml:space="preserve">this further - it self-hosts all JS libraries (no CDN dependency, so ad-blockers</w:t>
       </w:r>
       <w:r>
         <w:t xml:space="preserve"> </w:t>
@@ -6396,7 +6508,7 @@
         <w:pStyle w:val="FirstParagraph"/>
       </w:pPr>
       <w:r>
-        <w:t xml:space="preserve">p50 → p90 → p99 → p99.9 → p99.99 → max,</w:t>
+        <w:t xml:space="preserve">p50 to p90 to p99 to p99.9 to p99.99 to max,</w:t>
       </w:r>
       <w:r>
         <w:t xml:space="preserve"> </w:t>
@@ -6415,7 +6527,7 @@
         <w:t xml:space="preserve"> </w:t>
       </w:r>
       <w:r>
-        <w:t xml:space="preserve">headline anywhere — an average hides exactly the stalls that matter.</w:t>
+        <w:t xml:space="preserve">headline anywhere - an average hides exactly the stalls that matter.</w:t>
       </w:r>
     </w:p>
     <w:p>
@@ -6427,13 +6539,13 @@
     </w:p>
     <w:bookmarkEnd w:id="43"/>
     <w:bookmarkEnd w:id="44"/>
-    <w:bookmarkStart w:id="46" w:name="Xf40584ef94e2028b3bc3d04957e3c4177961612"/>
+    <w:bookmarkStart w:id="46" w:name="X45124941c9fc4f88ed0d0287ba0383a82a36d15"/>
     <w:p>
       <w:pPr>
         <w:pStyle w:val="Heading2"/>
       </w:pPr>
       <w:r>
-        <w:t xml:space="preserve">9. Decision Log — alternatives &amp; trade-offs (rubric #2 &amp; #3)</w:t>
+        <w:t xml:space="preserve">9. Decision Log: alternatives &amp; trade-offs (rubric #2 &amp; #3)</w:t>
       </w:r>
     </w:p>
     <w:p>
@@ -6573,7 +6685,7 @@
               <w:pStyle w:val="Compact"/>
             </w:pPr>
             <w:r>
-              <w:t xml:space="preserve">Naive numbers are wrong by 35–80× under stalls; they'd rank engines incorrectly</w:t>
+              <w:t xml:space="preserve">Naive numbers are wrong by 35-80x under stalls; they'd rank engines incorrectly</w:t>
             </w:r>
           </w:p>
         </w:tc>
@@ -6634,7 +6746,7 @@
               <w:pStyle w:val="Compact"/>
             </w:pPr>
             <w:r>
-              <w:t xml:space="preserve">Container shares host scheduler → pollutes the</w:t>
+              <w:t xml:space="preserve">Container shares host scheduler to pollutes the</w:t>
             </w:r>
             <w:r>
               <w:t xml:space="preserve"> </w:t>
@@ -7242,19 +7354,19 @@
               <w:pStyle w:val="Compact"/>
             </w:pPr>
             <w:r>
-              <w:t xml:space="preserve">Float is non-deterministic → breaks byte-exact replay</w:t>
+              <w:t xml:space="preserve">Float is non-deterministic to breaks byte-exact replay</w:t>
             </w:r>
           </w:p>
         </w:tc>
       </w:tr>
     </w:tbl>
-    <w:bookmarkStart w:id="45" w:name="Xafb52e68d1c3849e06438dbd9c7072484276cc2"/>
+    <w:bookmarkStart w:id="45" w:name="Xcb468b7bc1b23f8c44f1bc6cbee0e1b66592507"/>
     <w:p>
       <w:pPr>
         <w:pStyle w:val="Heading3"/>
       </w:pPr>
       <w:r>
-        <w:t xml:space="preserve">9.1 Deliberate deferrals (honest scope —</w:t>
+        <w:t xml:space="preserve">9.1 Deliberate deferrals (honest scope:</w:t>
       </w:r>
       <w:r>
         <w:t xml:space="preserve"> </w:t>
@@ -7408,7 +7520,7 @@
               <w:pStyle w:val="Compact"/>
             </w:pPr>
             <w:r>
-              <w:t xml:space="preserve">Our topology is N-bots → 1-engine fan-in, not 1-publisher → many-subscribers. Wrong tool.</w:t>
+              <w:t xml:space="preserve">Our topology is N-bots to 1-engine fan-in, not 1-publisher to many-subscribers. Wrong tool.</w:t>
             </w:r>
           </w:p>
         </w:tc>
@@ -7531,16 +7643,16 @@
         <w:pStyle w:val="FirstParagraph"/>
       </w:pPr>
       <w:r>
-        <w:t xml:space="preserve">Two paths, by purpose — and we're honest about which produces real numbers.</w:t>
-      </w:r>
-    </w:p>
-    <w:bookmarkStart w:id="47" w:name="X1499b6b63593de444a828a2a0c11c342c5ebf0f"/>
+        <w:t xml:space="preserve">Two paths, by purpose - and we're honest about which produces real numbers.</w:t>
+      </w:r>
+    </w:p>
+    <w:bookmarkStart w:id="47" w:name="X6c5cabbab0eb1c0cc51363d8cc88cee0d583ab3"/>
     <w:p>
       <w:pPr>
         <w:pStyle w:val="Heading3"/>
       </w:pPr>
       <w:r>
-        <w:t xml:space="preserve">10.1 Local / demo —</w:t>
+        <w:t xml:space="preserve">10.1 Local / demo:</w:t>
       </w:r>
       <w:r>
         <w:t xml:space="preserve"> </w:t>
@@ -7599,7 +7711,7 @@
         <w:rPr>
           <w:rStyle w:val="NormalTok"/>
         </w:rPr>
-        <w:t xml:space="preserve"> http://localhost:8088            </w:t>
+        <w:t xml:space="preserve"> http://localhost:8088 </w:t>
       </w:r>
       <w:r>
         <w:rPr>
@@ -7686,7 +7798,7 @@
         <w:t xml:space="preserve"> </w:t>
       </w:r>
       <w:r>
-        <w:t xml:space="preserve">— containers add scheduler/netns jitter</w:t>
+        <w:t xml:space="preserve">- containers add scheduler/netns jitter</w:t>
       </w:r>
       <w:r>
         <w:t xml:space="preserve"> </w:t>
@@ -7708,13 +7820,13 @@
       </w:r>
     </w:p>
     <w:bookmarkEnd w:id="47"/>
-    <w:bookmarkStart w:id="48" w:name="X6ab42851f93e06f881cba9492003d0ef7a2bc2d"/>
+    <w:bookmarkStart w:id="48" w:name="X71c829e45e4acb892039a13b4cf1b5a6e518745"/>
     <w:p>
       <w:pPr>
         <w:pStyle w:val="Heading3"/>
       </w:pPr>
       <w:r>
-        <w:t xml:space="preserve">10.2 Production —</w:t>
+        <w:t xml:space="preserve">10.2 Production:</w:t>
       </w:r>
       <w:r>
         <w:t xml:space="preserve"> </w:t>
@@ -7754,7 +7866,7 @@
         <w:pStyle w:val="Compact"/>
         <w:numPr>
           <w:ilvl w:val="0"/>
-          <w:numId w:val="1010"/>
+          <w:numId w:val="1012"/>
         </w:numPr>
       </w:pPr>
       <w:r>
@@ -7862,7 +7974,7 @@
         <w:t xml:space="preserve">requests == limits</w:t>
       </w:r>
       <w:r>
-        <w:t xml:space="preserve">, integer CPU → exclusive cores via the</w:t>
+        <w:t xml:space="preserve">, integer CPU to exclusive cores via the</w:t>
       </w:r>
       <w:r>
         <w:t xml:space="preserve"> </w:t>
@@ -7876,7 +7988,7 @@
         <w:pStyle w:val="Compact"/>
         <w:numPr>
           <w:ilvl w:val="0"/>
-          <w:numId w:val="1010"/>
+          <w:numId w:val="1012"/>
         </w:numPr>
       </w:pPr>
       <w:r>
@@ -7944,7 +8056,7 @@
         <w:pStyle w:val="Compact"/>
         <w:numPr>
           <w:ilvl w:val="0"/>
-          <w:numId w:val="1010"/>
+          <w:numId w:val="1012"/>
         </w:numPr>
       </w:pPr>
       <w:r>
@@ -8037,7 +8149,7 @@
         <w:t xml:space="preserve"> </w:t>
       </w:r>
       <w:r>
-        <w:t xml:space="preserve">a registry/cloud — proving horizontal scale-out shape, not applied to a live</w:t>
+        <w:t xml:space="preserve">a registry/cloud - proving horizontal scale-out shape, not applied to a live</w:t>
       </w:r>
       <w:r>
         <w:t xml:space="preserve"> </w:t>
@@ -8055,13 +8167,13 @@
     </w:p>
     <w:bookmarkEnd w:id="48"/>
     <w:bookmarkEnd w:id="49"/>
-    <w:bookmarkStart w:id="57" w:name="Xc408f03de0e89cdd3d0bf8629138e67f10e2556"/>
+    <w:bookmarkStart w:id="57" w:name="Xb248c16c53f48794f8a997a9189720e85526be0"/>
     <w:p>
       <w:pPr>
         <w:pStyle w:val="Heading2"/>
       </w:pPr>
       <w:r>
-        <w:t xml:space="preserve">11. Verified Results (rubric #6 — every number is reproducible)</w:t>
+        <w:t xml:space="preserve">11. Verified Results (rubric #6: every number is reproducible)</w:t>
       </w:r>
     </w:p>
     <w:p>
@@ -8098,7 +8210,7 @@
         <w:t xml:space="preserve">no core isolation, no NIC tuning</w:t>
       </w:r>
       <w:r>
-        <w:t xml:space="preserve">) — deliberately hostile. See</w:t>
+        <w:t xml:space="preserve">) - deliberately hostile. See</w:t>
       </w:r>
       <w:r>
         <w:t xml:space="preserve"> </w:t>
@@ -8107,13 +8219,13 @@
         <w:t xml:space="preserve">§11.7 on why that's a feature.</w:t>
       </w:r>
     </w:p>
-    <w:bookmarkStart w:id="50" w:name="X26db9b2dd68db3adc15d15908edccf5b8dd8fdd"/>
+    <w:bookmarkStart w:id="50" w:name="X972d10385b1c99f93105fe2ae4b502d167a885c"/>
     <w:p>
       <w:pPr>
         <w:pStyle w:val="Heading3"/>
       </w:pPr>
       <w:r>
-        <w:t xml:space="preserve">11.1 Correctness — 19/19 unit tests</w:t>
+        <w:t xml:space="preserve">11.1 Correctness: 19/19 unit tests</w:t>
       </w:r>
     </w:p>
     <w:p>
@@ -8130,7 +8242,7 @@
         <w:t xml:space="preserve"> </w:t>
       </w:r>
       <w:r>
-        <w:t xml:space="preserve">→</w:t>
+        <w:t xml:space="preserve">to</w:t>
       </w:r>
       <w:r>
         <w:t xml:space="preserve"> </w:t>
@@ -8161,13 +8273,13 @@
       </w:r>
     </w:p>
     <w:bookmarkEnd w:id="50"/>
-    <w:bookmarkStart w:id="51" w:name="X93fed9b16919ede0427c5dca45514d952bb7d3b"/>
+    <w:bookmarkStart w:id="51" w:name="X4c50fe24c991b85f536e41e36d1fa3f8bb83c05"/>
     <w:p>
       <w:pPr>
         <w:pStyle w:val="Heading3"/>
       </w:pPr>
       <w:r>
-        <w:t xml:space="preserve">11.2 Correctness — byte-exact validator catches the planted bug</w:t>
+        <w:t xml:space="preserve">11.2 Correctness: byte-exact validator catches the planted bug</w:t>
       </w:r>
     </w:p>
     <w:p>
@@ -8184,7 +8296,7 @@
         <w:t xml:space="preserve"> </w:t>
       </w:r>
       <w:r>
-        <w:t xml:space="preserve">→</w:t>
+        <w:t xml:space="preserve">to</w:t>
       </w:r>
       <w:r>
         <w:t xml:space="preserve"> </w:t>
@@ -8209,13 +8321,13 @@
       </w:r>
     </w:p>
     <w:bookmarkEnd w:id="51"/>
-    <w:bookmarkStart w:id="52" w:name="Xd5fff1adc5906fa0bcccf4bbf09e092d8ba7542"/>
+    <w:bookmarkStart w:id="52" w:name="Xfecc5093ee040991aeb9cbaa27706e19f3e9940"/>
     <w:p>
       <w:pPr>
         <w:pStyle w:val="Heading3"/>
       </w:pPr>
       <w:r>
-        <w:t xml:space="preserve">11.3 Correctness — live TCP == offline replay, byte-for-byte</w:t>
+        <w:t xml:space="preserve">11.3 Correctness: live TCP == offline replay, byte-for-byte</w:t>
       </w:r>
     </w:p>
     <w:p>
@@ -8238,7 +8350,7 @@
         <w:rPr>
           <w:rStyle w:val="VerbatimChar"/>
         </w:rPr>
-        <w:t xml:space="preserve">→ IDENTICAL: 12,913,116 bytes match</w:t>
+        <w:t xml:space="preserve"> to  IDENTICAL: 12,913,116 bytes match</w:t>
       </w:r>
       <w:r>
         <w:t xml:space="preserve">. (100k sent = 100k acked, 155,218 fills,</w:t>
@@ -8253,7 +8365,7 @@
         <w:t xml:space="preserve"> </w:t>
       </w:r>
       <w:r>
-        <w:t xml:space="preserve">disagree with itself —</w:t>
+        <w:t xml:space="preserve">disagree with itself -</w:t>
       </w:r>
       <w:r>
         <w:t xml:space="preserve"> </w:t>
@@ -8273,13 +8385,13 @@
       </w:r>
     </w:p>
     <w:bookmarkEnd w:id="52"/>
-    <w:bookmarkStart w:id="53" w:name="X71f976209a5384d4fb9ac7fa6f725a5679b5609"/>
+    <w:bookmarkStart w:id="53" w:name="X5d4b78e760863fc63eaa3abd9818db376d53701"/>
     <w:p>
       <w:pPr>
         <w:pStyle w:val="Heading3"/>
       </w:pPr>
       <w:r>
-        <w:t xml:space="preserve">11.4 The centrepiece — Coordinated Omission proof (600k orders)</w:t>
+        <w:t xml:space="preserve">11.4 The centerpiece: Coordinated Omission proof (600k orders)</w:t>
       </w:r>
     </w:p>
     <w:p>
@@ -8392,7 +8504,7 @@
               <w:pStyle w:val="Compact"/>
             </w:pPr>
             <w:r>
-              <w:t xml:space="preserve">1.0×</w:t>
+              <w:t xml:space="preserve">1.0x</w:t>
             </w:r>
           </w:p>
         </w:tc>
@@ -8438,7 +8550,7 @@
               <w:pStyle w:val="Compact"/>
             </w:pPr>
             <w:r>
-              <w:t xml:space="preserve">17.8×</w:t>
+              <w:t xml:space="preserve">17.8x</w:t>
             </w:r>
           </w:p>
         </w:tc>
@@ -8500,7 +8612,7 @@
                 <w:b/>
                 <w:bCs/>
               </w:rPr>
-              <w:t xml:space="preserve">35.0×</w:t>
+              <w:t xml:space="preserve">35.0x</w:t>
             </w:r>
           </w:p>
         </w:tc>
@@ -8546,7 +8658,7 @@
               <w:pStyle w:val="Compact"/>
             </w:pPr>
             <w:r>
-              <w:t xml:space="preserve">1.0×</w:t>
+              <w:t xml:space="preserve">1.0x</w:t>
             </w:r>
           </w:p>
         </w:tc>
@@ -8557,7 +8669,7 @@
         <w:pStyle w:val="BodyText"/>
       </w:pPr>
       <w:r>
-        <w:t xml:space="preserve">Naive p99 says "98 µs — great engine!"; CO-corrected p99 says "3.4 ms — your</w:t>
+        <w:t xml:space="preserve">Naive p99 says "98 µs - great engine!"; CO-corrected p99 says "3.4 ms - your</w:t>
       </w:r>
       <w:r>
         <w:t xml:space="preserve"> </w:t>
@@ -8573,13 +8685,13 @@
       </w:r>
     </w:p>
     <w:bookmarkEnd w:id="53"/>
-    <w:bookmarkStart w:id="54" w:name="X0d024144061a1807497e6111ce4d2653c08e7d3"/>
+    <w:bookmarkStart w:id="54" w:name="X778f59f1c8c12c917b4f0e3718540a4433d6acb"/>
     <w:p>
       <w:pPr>
         <w:pStyle w:val="Heading3"/>
       </w:pPr>
       <w:r>
-        <w:t xml:space="preserve">11.5 SPSC offload — same truth off the hot path</w:t>
+        <w:t xml:space="preserve">11.5 SPSC offload: same truth off the hot path</w:t>
       </w:r>
     </w:p>
     <w:p>
@@ -8629,7 +8741,7 @@
         <w:pStyle w:val="Compact"/>
         <w:numPr>
           <w:ilvl w:val="0"/>
-          <w:numId w:val="1011"/>
+          <w:numId w:val="1013"/>
         </w:numPr>
       </w:pPr>
       <w:r>
@@ -8640,7 +8752,7 @@
         <w:t xml:space="preserve">ASan + UBSan</w:t>
       </w:r>
       <w:r>
-        <w:t xml:space="preserve">: full suite rebuilt with sanitizers, re-run end-to-end →</w:t>
+        <w:t xml:space="preserve">: full suite rebuilt with sanitizers, re-run end-to-end to</w:t>
       </w:r>
       <w:r>
         <w:t xml:space="preserve"> </w:t>
@@ -8662,7 +8774,7 @@
         <w:t xml:space="preserve"> </w:t>
       </w:r>
       <w:r>
-        <w:t xml:space="preserve">to leak — now proven, not claimed).</w:t>
+        <w:t xml:space="preserve">to leak - now proven, not claimed).</w:t>
       </w:r>
     </w:p>
     <w:p>
@@ -8670,7 +8782,7 @@
         <w:pStyle w:val="Compact"/>
         <w:numPr>
           <w:ilvl w:val="0"/>
-          <w:numId w:val="1011"/>
+          <w:numId w:val="1013"/>
         </w:numPr>
       </w:pPr>
       <w:r>
@@ -8684,7 +8796,7 @@
         <w:t xml:space="preserve"> </w:t>
       </w:r>
       <w:r>
-        <w:t xml:space="preserve">(8× oversubscription):</w:t>
+        <w:t xml:space="preserve">(8x oversubscription):</w:t>
       </w:r>
       <w:r>
         <w:t xml:space="preserve"> </w:t>
@@ -8734,7 +8846,7 @@
         <w:pStyle w:val="Compact"/>
         <w:numPr>
           <w:ilvl w:val="0"/>
-          <w:numId w:val="1011"/>
+          <w:numId w:val="1013"/>
         </w:numPr>
       </w:pPr>
       <w:r>
@@ -8769,7 +8881,7 @@
         <w:pStyle w:val="FirstParagraph"/>
       </w:pPr>
       <w:r>
-        <w:t xml:space="preserve">These ran in a shared container with rampant scheduler preemption — which is</w:t>
+        <w:t xml:space="preserve">These ran in a shared container with rampant scheduler preemption - which is</w:t>
       </w:r>
       <w:r>
         <w:t xml:space="preserve"> </w:t>
@@ -8821,7 +8933,7 @@
         <w:t xml:space="preserve"> </w:t>
       </w:r>
       <w:r>
-        <w:t xml:space="preserve">and CO-corrected percentiles agree within 1.1× at every rank — exactly how a</w:t>
+        <w:t xml:space="preserve">and CO-corrected percentiles agree within 1.1x at every rank - exactly how a</w:t>
       </w:r>
       <w:r>
         <w:t xml:space="preserve"> </w:t>
@@ -9004,7 +9116,7 @@
               <w:t xml:space="preserve"> </w:t>
             </w:r>
             <w:r>
-              <w:t xml:space="preserve">→ ns</w:t>
+              <w:t xml:space="preserve">to ns</w:t>
             </w:r>
           </w:p>
         </w:tc>
@@ -9331,7 +9443,7 @@
         <w:pStyle w:val="Compact"/>
         <w:numPr>
           <w:ilvl w:val="0"/>
-          <w:numId w:val="1012"/>
+          <w:numId w:val="1014"/>
         </w:numPr>
       </w:pPr>
       <w:r>
@@ -9351,7 +9463,7 @@
         <w:t xml:space="preserve"> </w:t>
       </w:r>
       <w:r>
-        <w:t xml:space="preserve">(same JSON contract → frontend unchanged).</w:t>
+        <w:t xml:space="preserve">(same JSON contract to frontend unchanged).</w:t>
       </w:r>
     </w:p>
     <w:p>
@@ -9359,7 +9471,7 @@
         <w:pStyle w:val="Compact"/>
         <w:numPr>
           <w:ilvl w:val="0"/>
-          <w:numId w:val="1012"/>
+          <w:numId w:val="1014"/>
         </w:numPr>
       </w:pPr>
       <w:r>
@@ -9387,7 +9499,7 @@
         <w:pStyle w:val="Compact"/>
         <w:numPr>
           <w:ilvl w:val="0"/>
-          <w:numId w:val="1012"/>
+          <w:numId w:val="1014"/>
         </w:numPr>
       </w:pPr>
       <w:r>
@@ -9415,7 +9527,7 @@
         <w:pStyle w:val="Compact"/>
         <w:numPr>
           <w:ilvl w:val="0"/>
-          <w:numId w:val="1012"/>
+          <w:numId w:val="1014"/>
         </w:numPr>
       </w:pPr>
       <w:r>
@@ -9437,7 +9549,7 @@
         <w:pStyle w:val="Compact"/>
         <w:numPr>
           <w:ilvl w:val="0"/>
-          <w:numId w:val="1012"/>
+          <w:numId w:val="1014"/>
         </w:numPr>
       </w:pPr>
       <w:r>
@@ -9462,13 +9574,13 @@
       </w:r>
     </w:p>
     <w:bookmarkEnd w:id="59"/>
-    <w:bookmarkStart w:id="60" w:name="Xb2c3c4d374a88264278aa8918b0d3f3ffdbea5e"/>
+    <w:bookmarkStart w:id="60" w:name="X797f3d859015f35162b6a156e4bd45e7e383698"/>
     <w:p>
       <w:pPr>
         <w:pStyle w:val="Heading2"/>
       </w:pPr>
       <w:r>
-        <w:t xml:space="preserve">14. Appendix — Reproduce everything</w:t>
+        <w:t xml:space="preserve">14. Appendix: Reproduce everything</w:t>
       </w:r>
     </w:p>
     <w:p>
@@ -9680,7 +9792,7 @@
         <w:rPr>
           <w:rStyle w:val="CommentTok"/>
         </w:rPr>
-        <w:t xml:space="preserve"># The centrepiece: Coordinated Omission proof</w:t>
+        <w:t xml:space="preserve"># The centerpiece: Coordinated Omission proof</w:t>
       </w:r>
       <w:r>
         <w:br/>
@@ -9998,13 +10110,13 @@
         <w:rPr>
           <w:rStyle w:val="NormalTok"/>
         </w:rPr>
-        <w:t xml:space="preserve"> http.server 8088   </w:t>
+        <w:t xml:space="preserve"> http.server 8088 </w:t>
       </w:r>
       <w:r>
         <w:rPr>
           <w:rStyle w:val="CommentTok"/>
         </w:rPr>
-        <w:t xml:space="preserve"># → http://localhost:8088</w:t>
+        <w:t xml:space="preserve"># to http://localhost:8088</w:t>
       </w:r>
     </w:p>
     <w:p>
@@ -10433,6 +10545,12 @@
     <w:abstractNumId w:val="991"/>
   </w:num>
   <w:num w:numId="1003">
+    <w:abstractNumId w:val="991"/>
+  </w:num>
+  <w:num w:numId="1004">
+    <w:abstractNumId w:val="991"/>
+  </w:num>
+  <w:num w:numId="1005">
     <w:abstractNumId w:val="99411"/>
     <w:lvlOverride w:ilvl="0">
       <w:startOverride w:val="1"/>
@@ -10461,39 +10579,6 @@
     <w:lvlOverride w:ilvl="8">
       <w:startOverride w:val="1"/>
     </w:lvlOverride>
-  </w:num>
-  <w:num w:numId="1004">
-    <w:abstractNumId w:val="99411"/>
-    <w:lvlOverride w:ilvl="0">
-      <w:startOverride w:val="1"/>
-    </w:lvlOverride>
-    <w:lvlOverride w:ilvl="1">
-      <w:startOverride w:val="1"/>
-    </w:lvlOverride>
-    <w:lvlOverride w:ilvl="2">
-      <w:startOverride w:val="1"/>
-    </w:lvlOverride>
-    <w:lvlOverride w:ilvl="3">
-      <w:startOverride w:val="1"/>
-    </w:lvlOverride>
-    <w:lvlOverride w:ilvl="4">
-      <w:startOverride w:val="1"/>
-    </w:lvlOverride>
-    <w:lvlOverride w:ilvl="5">
-      <w:startOverride w:val="1"/>
-    </w:lvlOverride>
-    <w:lvlOverride w:ilvl="6">
-      <w:startOverride w:val="1"/>
-    </w:lvlOverride>
-    <w:lvlOverride w:ilvl="7">
-      <w:startOverride w:val="1"/>
-    </w:lvlOverride>
-    <w:lvlOverride w:ilvl="8">
-      <w:startOverride w:val="1"/>
-    </w:lvlOverride>
-  </w:num>
-  <w:num w:numId="1005">
-    <w:abstractNumId w:val="991"/>
   </w:num>
   <w:num w:numId="1006">
     <w:abstractNumId w:val="99411"/>
@@ -10529,7 +10614,34 @@
     <w:abstractNumId w:val="991"/>
   </w:num>
   <w:num w:numId="1008">
-    <w:abstractNumId w:val="991"/>
+    <w:abstractNumId w:val="99411"/>
+    <w:lvlOverride w:ilvl="0">
+      <w:startOverride w:val="1"/>
+    </w:lvlOverride>
+    <w:lvlOverride w:ilvl="1">
+      <w:startOverride w:val="1"/>
+    </w:lvlOverride>
+    <w:lvlOverride w:ilvl="2">
+      <w:startOverride w:val="1"/>
+    </w:lvlOverride>
+    <w:lvlOverride w:ilvl="3">
+      <w:startOverride w:val="1"/>
+    </w:lvlOverride>
+    <w:lvlOverride w:ilvl="4">
+      <w:startOverride w:val="1"/>
+    </w:lvlOverride>
+    <w:lvlOverride w:ilvl="5">
+      <w:startOverride w:val="1"/>
+    </w:lvlOverride>
+    <w:lvlOverride w:ilvl="6">
+      <w:startOverride w:val="1"/>
+    </w:lvlOverride>
+    <w:lvlOverride w:ilvl="7">
+      <w:startOverride w:val="1"/>
+    </w:lvlOverride>
+    <w:lvlOverride w:ilvl="8">
+      <w:startOverride w:val="1"/>
+    </w:lvlOverride>
   </w:num>
   <w:num w:numId="1009">
     <w:abstractNumId w:val="991"/>
@@ -10541,6 +10653,12 @@
     <w:abstractNumId w:val="991"/>
   </w:num>
   <w:num w:numId="1012">
+    <w:abstractNumId w:val="991"/>
+  </w:num>
+  <w:num w:numId="1013">
+    <w:abstractNumId w:val="991"/>
+  </w:num>
+  <w:num w:numId="1014">
     <w:abstractNumId w:val="99411"/>
     <w:lvlOverride w:ilvl="0">
       <w:startOverride w:val="1"/>
@@ -11114,19 +11232,32 @@
     <w:qFormat/>
     <w:tblPr>
       <w:tblInd w:type="dxa" w:w="0"/>
+      <w:tblBorders>
+        <w:top w:color="D0D7DE" w:space="0" w:sz="4" w:val="single"/>
+        <w:left w:color="D0D7DE" w:space="0" w:sz="4" w:val="single"/>
+        <w:bottom w:color="D0D7DE" w:space="0" w:sz="4" w:val="single"/>
+        <w:right w:color="D0D7DE" w:space="0" w:sz="4" w:val="single"/>
+        <w:insideH w:color="E6E9EC" w:space="0" w:sz="4" w:val="single"/>
+        <w:insideV w:color="E6E9EC" w:space="0" w:sz="4" w:val="single"/>
+      </w:tblBorders>
       <w:tblCellMar>
-        <w:top w:type="dxa" w:w="0"/>
-        <w:left w:type="dxa" w:w="108"/>
-        <w:bottom w:type="dxa" w:w="0"/>
-        <w:right w:type="dxa" w:w="108"/>
+        <w:top w:type="dxa" w:w="70"/>
+        <w:left w:type="dxa" w:w="120"/>
+        <w:bottom w:type="dxa" w:w="70"/>
+        <w:right w:type="dxa" w:w="120"/>
       </w:tblCellMar>
     </w:tblPr>
     <w:tblStylePr w:type="firstRow">
+      <w:rPr>
+        <w:b/>
+        <w:color w:val="0C3A5E"/>
+      </w:rPr>
       <w:tcPr>
         <w:tcBorders>
-          <w:bottom w:val="single"/>
+          <w:bottom w:color="9DB7CC" w:space="0" w:sz="8" w:val="single"/>
         </w:tcBorders>
-        <w:vAlign w:val="bottom"/>
+        <w:shd w:color="auto" w:fill="EAF1F7" w:val="clear"/>
+        <w:vAlign w:val="center"/>
       </w:tcPr>
     </w:tblStylePr>
   </w:style>
